--- a/docs/manual/build/manual_usuario_obstetra_vitmaterna_movil.docx
+++ b/docs/manual/build/manual_usuario_obstetra_vitmaterna_movil.docx
@@ -86,7 +86,6 @@
     <w:p/>
     <w:p/>
     <w:p/>
-    <w:p/>
     <w:p>
       <w:pPr>
         <w:jc w:val="center"/>
@@ -124,6 +123,26 @@
       </w:r>
     </w:p>
     <w:p>
+      <w:pPr>
+        <w:jc w:val="center"/>
+      </w:pPr>
+      <w:r>
+        <w:rPr>
+          <w:color w:val="566873"/>
+          <w:sz w:val="22"/>
+        </w:rPr>
+        <w:t xml:space="preserve">Autor: </w:t>
+      </w:r>
+      <w:r>
+        <w:rPr>
+          <w:b/>
+          <w:color w:val="16242B"/>
+          <w:sz w:val="22"/>
+        </w:rPr>
+        <w:t>Cristhian Rodrigo Berrocal Salazar</w:t>
+      </w:r>
+    </w:p>
+    <w:p>
       <w:r>
         <w:br w:type="page"/>
       </w:r>
@@ -134,6 +153,17 @@
       </w:pPr>
       <w:r>
         <w:t>Créditos y confidencialidad</w:t>
+      </w:r>
+    </w:p>
+    <w:p>
+      <w:r>
+        <w:rPr>
+          <w:b/>
+        </w:rPr>
+        <w:t xml:space="preserve">Autor del manual: </w:t>
+      </w:r>
+      <w:r>
+        <w:t>Cristhian Rodrigo Berrocal Salazar</w:t>
       </w:r>
     </w:p>
     <w:p>

--- a/docs/manual/build/manual_usuario_obstetra_vitmaterna_movil.docx
+++ b/docs/manual/build/manual_usuario_obstetra_vitmaterna_movil.docx
@@ -139,7 +139,7 @@
           <w:color w:val="16242B"/>
           <w:sz w:val="22"/>
         </w:rPr>
-        <w:t>Cristhian Rodrigo Berrocal Salazar</w:t>
+        <w:t>CRISTHIAN RODRIGO BERROCAL SALAZAR</w:t>
       </w:r>
     </w:p>
     <w:p>
@@ -163,7 +163,7 @@
         <w:t xml:space="preserve">Autor del manual: </w:t>
       </w:r>
       <w:r>
-        <w:t>Cristhian Rodrigo Berrocal Salazar</w:t>
+        <w:t>CRISTHIAN RODRIGO BERROCAL SALAZAR</w:t>
       </w:r>
     </w:p>
     <w:p>

--- a/docs/manual/build/manual_usuario_obstetra_vitmaterna_movil.docx
+++ b/docs/manual/build/manual_usuario_obstetra_vitmaterna_movil.docx
@@ -150,12 +150,18 @@
     <w:p>
       <w:pPr>
         <w:pStyle w:val="Heading1"/>
+        <w:pBdr>
+          <w:bottom w:val="single" w:sz="8" w:space="4" w:color="2C6EA8"/>
+        </w:pBdr>
       </w:pPr>
       <w:r>
         <w:t>Créditos y confidencialidad</w:t>
       </w:r>
     </w:p>
     <w:p>
+      <w:pPr>
+        <w:jc w:val="both"/>
+      </w:pPr>
       <w:r>
         <w:rPr>
           <w:b/>
@@ -167,11 +173,17 @@
       </w:r>
     </w:p>
     <w:p>
+      <w:pPr>
+        <w:jc w:val="both"/>
+      </w:pPr>
       <w:r>
-        <w:t>Este documento es el manual de usuario oficial de la aplicación móvil VITMATERNA, propiedad del Centro de Salud Talavera. Se entrega con fines de capacitación y uso del sistema.</w:t>
+        <w:t>Este documento es el manual de usuario oficial de la aplicación móvil VITMATERNA, plataforma de seguimiento de salud prenatal. Se entrega con fines de capacitación y uso del sistema.</w:t>
       </w:r>
     </w:p>
     <w:p>
+      <w:pPr>
+        <w:jc w:val="both"/>
+      </w:pPr>
       <w:r>
         <w:t>La información que aparece en las capturas corresponde a datos de demostración y no representa a personas reales. El manejo de datos de salud se realiza conforme a la normativa de protección de datos personales vigente.</w:t>
       </w:r>
@@ -180,6 +192,7 @@
       <w:tblPr>
         <w:tblW w:type="auto" w:w="0"/>
         <w:jc w:val="center"/>
+        <w:tblLayout w:type="fixed"/>
         <w:tblLook w:firstColumn="1" w:firstRow="1" w:lastColumn="0" w:lastRow="0" w:noHBand="0" w:noVBand="1" w:val="04A0"/>
       </w:tblPr>
       <w:tblGrid>
@@ -188,17 +201,26 @@
       <w:tr>
         <w:tc>
           <w:tcPr>
-            <w:tcW w:type="dxa" w:w="9746"/>
+            <w:tcW w:type="dxa" w:w="9411"/>
             <w:shd w:val="clear" w:fill="EEF2F3"/>
+            <w:tcMar>
+              <w:top w:w="80" w:type="dxa"/>
+              <w:bottom w:w="80" w:type="dxa"/>
+              <w:start w:w="120" w:type="dxa"/>
+              <w:end w:w="120" w:type="dxa"/>
+            </w:tcMar>
           </w:tcPr>
           <w:p>
+            <w:pPr>
+              <w:spacing w:after="0" w:line="312" w:lineRule="auto"/>
+            </w:pPr>
             <w:r>
               <w:rPr>
                 <w:b/>
                 <w:color w:val="2C6EA8"/>
                 <w:sz w:val="20"/>
               </w:rPr>
-              <w:t xml:space="preserve">Nota: </w:t>
+              <w:t xml:space="preserve">Nota.  </w:t>
             </w:r>
             <w:r>
               <w:rPr>
@@ -212,6 +234,11 @@
       </w:tr>
     </w:tbl>
     <w:p>
+      <w:pPr>
+        <w:spacing w:after="80"/>
+      </w:pPr>
+    </w:p>
+    <w:p>
       <w:r>
         <w:br w:type="page"/>
       </w:r>
@@ -219,6 +246,9 @@
     <w:p>
       <w:pPr>
         <w:pStyle w:val="Heading1"/>
+        <w:pBdr>
+          <w:bottom w:val="single" w:sz="8" w:space="4" w:color="2C6EA8"/>
+        </w:pBdr>
       </w:pPr>
       <w:r>
         <w:t>Índice de contenidos</w:t>
@@ -843,7 +873,7 @@
                 <w:color w:val="16242B"/>
                 <w:sz w:val="20"/>
               </w:rPr>
-              <w:t>15</w:t>
+              <w:t>16</w:t>
             </w:r>
           </w:p>
         </w:tc>
@@ -857,6 +887,9 @@
     <w:p>
       <w:pPr>
         <w:pStyle w:val="Heading1"/>
+        <w:pBdr>
+          <w:bottom w:val="single" w:sz="8" w:space="4" w:color="2C6EA8"/>
+        </w:pBdr>
       </w:pPr>
       <w:r>
         <w:t>1. Introducción</w:t>
@@ -871,6 +904,9 @@
       </w:r>
     </w:p>
     <w:p>
+      <w:pPr>
+        <w:jc w:val="both"/>
+      </w:pPr>
       <w:r>
         <w:t>VITMATERNA es la plataforma con la que acompañas y haces seguimiento a tus gestantes: revisas tu panel del día, gestionas a tus pacientes y sus historias clínicas, organizas tu agenda de citas, consultas reportes e indicadores MINSA, y te comunicas por chat con tus gestantes.</w:t>
       </w:r>
@@ -884,6 +920,9 @@
       </w:r>
     </w:p>
     <w:p>
+      <w:pPr>
+        <w:jc w:val="both"/>
+      </w:pPr>
       <w:r>
         <w:t>A las obstetras y personal de salud que usan la aplicación en su teléfono para la atención prenatal.</w:t>
       </w:r>
@@ -897,6 +936,9 @@
       </w:r>
     </w:p>
     <w:p>
+      <w:pPr>
+        <w:jc w:val="both"/>
+      </w:pPr>
       <w:r>
         <w:t>Explica, paso a paso y con imágenes, cada función: panel de inicio, gestantes, agenda, reportes, chat y perfil, incluyendo los formularios y ventanas de cada módulo.</w:t>
       </w:r>
@@ -904,6 +946,9 @@
     <w:p>
       <w:pPr>
         <w:pStyle w:val="Heading1"/>
+        <w:pBdr>
+          <w:bottom w:val="single" w:sz="8" w:space="4" w:color="2C6EA8"/>
+        </w:pBdr>
       </w:pPr>
       <w:r>
         <w:t>2. Antes de empezar</w:t>
@@ -918,6 +963,9 @@
       </w:r>
     </w:p>
     <w:p>
+      <w:pPr>
+        <w:jc w:val="both"/>
+      </w:pPr>
       <w:r>
         <w:t>• Un teléfono con Android o iPhone (iOS).</w:t>
         <w:br/>
@@ -935,6 +983,9 @@
       </w:r>
     </w:p>
     <w:p>
+      <w:pPr>
+        <w:jc w:val="both"/>
+      </w:pPr>
       <w:r>
         <w:t>En las imágenes verás marcas numeradas y recuadros que indican exactamente de qué elemento se habla y en qué orden usarlo:</w:t>
       </w:r>
@@ -1033,6 +1084,9 @@
     <w:p>
       <w:pPr>
         <w:pStyle w:val="Heading1"/>
+        <w:pBdr>
+          <w:bottom w:val="single" w:sz="8" w:space="4" w:color="2C6EA8"/>
+        </w:pBdr>
       </w:pPr>
       <w:r>
         <w:t>3. Acceso al sistema</w:t>
@@ -1041,6 +1095,7 @@
     <w:p>
       <w:pPr>
         <w:pStyle w:val="ListNumber"/>
+        <w:spacing w:after="120" w:line="312" w:lineRule="auto"/>
       </w:pPr>
       <w:r>
         <w:t>Abre la aplicación VITMATERNA en tu teléfono.</w:t>
@@ -1049,6 +1104,7 @@
     <w:p>
       <w:pPr>
         <w:pStyle w:val="ListNumber"/>
+        <w:spacing w:after="120" w:line="312" w:lineRule="auto"/>
       </w:pPr>
       <w:r>
         <w:t>Escribe tu número de DNI.</w:t>
@@ -1057,6 +1113,7 @@
     <w:p>
       <w:pPr>
         <w:pStyle w:val="ListNumber"/>
+        <w:spacing w:after="120" w:line="312" w:lineRule="auto"/>
       </w:pPr>
       <w:r>
         <w:t>Escribe tu contraseña.</w:t>
@@ -1065,6 +1122,7 @@
     <w:p>
       <w:pPr>
         <w:pStyle w:val="ListNumber"/>
+        <w:spacing w:after="120" w:line="312" w:lineRule="auto"/>
       </w:pPr>
       <w:r>
         <w:t>Toca el botón «Iniciar Sesión».</w:t>
@@ -1074,6 +1132,7 @@
       <w:tblPr>
         <w:tblW w:type="auto" w:w="0"/>
         <w:jc w:val="center"/>
+        <w:tblLayout w:type="fixed"/>
         <w:tblLook w:firstColumn="1" w:firstRow="1" w:lastColumn="0" w:lastRow="0" w:noHBand="0" w:noVBand="1" w:val="04A0"/>
       </w:tblPr>
       <w:tblGrid>
@@ -1082,17 +1141,26 @@
       <w:tr>
         <w:tc>
           <w:tcPr>
-            <w:tcW w:type="dxa" w:w="9746"/>
+            <w:tcW w:type="dxa" w:w="9411"/>
             <w:shd w:val="clear" w:fill="EEF2F3"/>
+            <w:tcMar>
+              <w:top w:w="80" w:type="dxa"/>
+              <w:bottom w:w="80" w:type="dxa"/>
+              <w:start w:w="120" w:type="dxa"/>
+              <w:end w:w="120" w:type="dxa"/>
+            </w:tcMar>
           </w:tcPr>
           <w:p>
+            <w:pPr>
+              <w:spacing w:after="0" w:line="312" w:lineRule="auto"/>
+            </w:pPr>
             <w:r>
               <w:rPr>
                 <w:b/>
                 <w:color w:val="2C6EA8"/>
                 <w:sz w:val="20"/>
               </w:rPr>
-              <w:t xml:space="preserve">Nota: </w:t>
+              <w:t xml:space="preserve">Nota.  </w:t>
             </w:r>
             <w:r>
               <w:rPr>
@@ -1105,6 +1173,11 @@
         </w:tc>
       </w:tr>
     </w:tbl>
+    <w:p>
+      <w:pPr>
+        <w:spacing w:after="80"/>
+      </w:pPr>
+    </w:p>
     <w:p>
       <w:r>
         <w:br w:type="page"/>
@@ -1119,6 +1192,9 @@
       </w:r>
     </w:p>
     <w:p>
+      <w:pPr>
+        <w:jc w:val="both"/>
+      </w:pPr>
       <w:r>
         <w:t>Es la primera pantalla al entrar. Resume tu jornada del día.</w:t>
       </w:r>
@@ -1126,6 +1202,7 @@
     <w:p>
       <w:pPr>
         <w:pStyle w:val="ListNumber"/>
+        <w:spacing w:after="120" w:line="312" w:lineRule="auto"/>
       </w:pPr>
       <w:r>
         <w:t>① Tarjetas con tus cifras del día: «Citas hoy», «Pacientes» y «Alertas». Toca cada una para ir a ese módulo.</w:t>
@@ -1134,6 +1211,7 @@
     <w:p>
       <w:pPr>
         <w:pStyle w:val="ListNumber"/>
+        <w:spacing w:after="120" w:line="312" w:lineRule="auto"/>
       </w:pPr>
       <w:r>
         <w:t>② «Distribución de riesgo»: el semáforo de tus gestantes (bajo, medio y alto).</w:t>
@@ -1180,6 +1258,7 @@
     </w:p>
     <w:p>
       <w:pPr>
+        <w:spacing w:before="40" w:after="240"/>
         <w:jc w:val="center"/>
       </w:pPr>
       <w:r>
@@ -1195,6 +1274,7 @@
       <w:tblPr>
         <w:tblW w:type="auto" w:w="0"/>
         <w:jc w:val="center"/>
+        <w:tblLayout w:type="fixed"/>
         <w:tblLook w:firstColumn="1" w:firstRow="1" w:lastColumn="0" w:lastRow="0" w:noHBand="0" w:noVBand="1" w:val="04A0"/>
       </w:tblPr>
       <w:tblGrid>
@@ -1203,17 +1283,26 @@
       <w:tr>
         <w:tc>
           <w:tcPr>
-            <w:tcW w:type="dxa" w:w="9746"/>
+            <w:tcW w:type="dxa" w:w="9411"/>
             <w:shd w:val="clear" w:fill="EEF2F3"/>
+            <w:tcMar>
+              <w:top w:w="80" w:type="dxa"/>
+              <w:bottom w:w="80" w:type="dxa"/>
+              <w:start w:w="120" w:type="dxa"/>
+              <w:end w:w="120" w:type="dxa"/>
+            </w:tcMar>
           </w:tcPr>
           <w:p>
+            <w:pPr>
+              <w:spacing w:after="0" w:line="312" w:lineRule="auto"/>
+            </w:pPr>
             <w:r>
               <w:rPr>
                 <w:b/>
                 <w:color w:val="2C6EA8"/>
                 <w:sz w:val="20"/>
               </w:rPr>
-              <w:t xml:space="preserve">Nota: </w:t>
+              <w:t xml:space="preserve">Nota.  </w:t>
             </w:r>
             <w:r>
               <w:rPr>
@@ -1228,6 +1317,11 @@
     </w:tbl>
     <w:p>
       <w:pPr>
+        <w:spacing w:after="80"/>
+      </w:pPr>
+    </w:p>
+    <w:p>
+      <w:pPr>
         <w:pStyle w:val="Heading2"/>
       </w:pPr>
       <w:r>
@@ -1235,6 +1329,9 @@
       </w:r>
     </w:p>
     <w:p>
+      <w:pPr>
+        <w:jc w:val="both"/>
+      </w:pPr>
       <w:r>
         <w:t>Más abajo en el inicio verás el listado de tus citas del día.</w:t>
       </w:r>
@@ -1242,6 +1339,7 @@
     <w:p>
       <w:pPr>
         <w:pStyle w:val="ListNumber"/>
+        <w:spacing w:after="120" w:line="312" w:lineRule="auto"/>
       </w:pPr>
       <w:r>
         <w:t>① Toca una cita para abrir la ficha de esa gestante; «Ver todas» abre la agenda completa.</w:t>
@@ -1288,6 +1386,7 @@
     </w:p>
     <w:p>
       <w:pPr>
+        <w:spacing w:before="40" w:after="240"/>
         <w:jc w:val="center"/>
       </w:pPr>
       <w:r>
@@ -1308,6 +1407,9 @@
       </w:r>
     </w:p>
     <w:p>
+      <w:pPr>
+        <w:jc w:val="both"/>
+      </w:pPr>
       <w:r>
         <w:t>Aquí encuentras y administras a tus pacientes.</w:t>
       </w:r>
@@ -1315,6 +1417,7 @@
     <w:p>
       <w:pPr>
         <w:pStyle w:val="ListNumber"/>
+        <w:spacing w:after="120" w:line="312" w:lineRule="auto"/>
       </w:pPr>
       <w:r>
         <w:t>① Buscador: escribe el nombre o DNI para encontrar a una gestante.</w:t>
@@ -1323,6 +1426,7 @@
     <w:p>
       <w:pPr>
         <w:pStyle w:val="ListNumber"/>
+        <w:spacing w:after="120" w:line="312" w:lineRule="auto"/>
       </w:pPr>
       <w:r>
         <w:t>② Filtros de riesgo (Todas, Sin riesgo, Moderado, Alto) para priorizar a quién atender.</w:t>
@@ -1369,6 +1473,7 @@
     </w:p>
     <w:p>
       <w:pPr>
+        <w:spacing w:before="40" w:after="240"/>
         <w:jc w:val="center"/>
       </w:pPr>
       <w:r>
@@ -1389,6 +1494,9 @@
       </w:r>
     </w:p>
     <w:p>
+      <w:pPr>
+        <w:jc w:val="both"/>
+      </w:pPr>
       <w:r>
         <w:t>Para dar de alta a una paciente nueva:</w:t>
       </w:r>
@@ -1396,6 +1504,7 @@
     <w:p>
       <w:pPr>
         <w:pStyle w:val="ListNumber"/>
+        <w:spacing w:after="120" w:line="312" w:lineRule="auto"/>
       </w:pPr>
       <w:r>
         <w:t>① Toca el botón «+» (Registrar nueva gestante). Se abre un formulario por pasos: identificación y DNI, embarazo actual (FUM), medidas y antecedentes, y contacto. Al finalizar, toca «Guardar».</w:t>
@@ -1442,6 +1551,7 @@
     </w:p>
     <w:p>
       <w:pPr>
+        <w:spacing w:before="40" w:after="240"/>
         <w:jc w:val="center"/>
       </w:pPr>
       <w:r>
@@ -1457,6 +1567,7 @@
       <w:tblPr>
         <w:tblW w:type="auto" w:w="0"/>
         <w:jc w:val="center"/>
+        <w:tblLayout w:type="fixed"/>
         <w:tblLook w:firstColumn="1" w:firstRow="1" w:lastColumn="0" w:lastRow="0" w:noHBand="0" w:noVBand="1" w:val="04A0"/>
       </w:tblPr>
       <w:tblGrid>
@@ -1465,17 +1576,26 @@
       <w:tr>
         <w:tc>
           <w:tcPr>
-            <w:tcW w:type="dxa" w:w="9746"/>
+            <w:tcW w:type="dxa" w:w="9411"/>
             <w:shd w:val="clear" w:fill="EEF2F3"/>
+            <w:tcMar>
+              <w:top w:w="80" w:type="dxa"/>
+              <w:bottom w:w="80" w:type="dxa"/>
+              <w:start w:w="120" w:type="dxa"/>
+              <w:end w:w="120" w:type="dxa"/>
+            </w:tcMar>
           </w:tcPr>
           <w:p>
+            <w:pPr>
+              <w:spacing w:after="0" w:line="312" w:lineRule="auto"/>
+            </w:pPr>
             <w:r>
               <w:rPr>
                 <w:b/>
                 <w:color w:val="2C6EA8"/>
                 <w:sz w:val="20"/>
               </w:rPr>
-              <w:t xml:space="preserve">Nota: </w:t>
+              <w:t xml:space="preserve">Nota.  </w:t>
             </w:r>
             <w:r>
               <w:rPr>
@@ -1490,6 +1610,11 @@
     </w:tbl>
     <w:p>
       <w:pPr>
+        <w:spacing w:after="80"/>
+      </w:pPr>
+    </w:p>
+    <w:p>
+      <w:pPr>
         <w:pStyle w:val="Heading2"/>
       </w:pPr>
       <w:r>
@@ -1497,6 +1622,9 @@
       </w:r>
     </w:p>
     <w:p>
+      <w:pPr>
+        <w:jc w:val="both"/>
+      </w:pPr>
       <w:r>
         <w:t>Organiza y atiende tus citas.</w:t>
       </w:r>
@@ -1504,6 +1632,7 @@
     <w:p>
       <w:pPr>
         <w:pStyle w:val="ListNumber"/>
+        <w:spacing w:after="120" w:line="312" w:lineRule="auto"/>
       </w:pPr>
       <w:r>
         <w:t>① Buscador de paciente por nombre o DNI.</w:t>
@@ -1512,6 +1641,7 @@
     <w:p>
       <w:pPr>
         <w:pStyle w:val="ListNumber"/>
+        <w:spacing w:after="120" w:line="312" w:lineRule="auto"/>
       </w:pPr>
       <w:r>
         <w:t>② Filtros «Hoy», «Próximas», «Historial» y «Todas» (con el número de citas de cada uno).</w:t>
@@ -1558,6 +1688,7 @@
     </w:p>
     <w:p>
       <w:pPr>
+        <w:spacing w:before="40" w:after="240"/>
         <w:jc w:val="center"/>
       </w:pPr>
       <w:r>
@@ -1573,6 +1704,7 @@
       <w:tblPr>
         <w:tblW w:type="auto" w:w="0"/>
         <w:jc w:val="center"/>
+        <w:tblLayout w:type="fixed"/>
         <w:tblLook w:firstColumn="1" w:firstRow="1" w:lastColumn="0" w:lastRow="0" w:noHBand="0" w:noVBand="1" w:val="04A0"/>
       </w:tblPr>
       <w:tblGrid>
@@ -1581,17 +1713,26 @@
       <w:tr>
         <w:tc>
           <w:tcPr>
-            <w:tcW w:type="dxa" w:w="9746"/>
+            <w:tcW w:type="dxa" w:w="9411"/>
             <w:shd w:val="clear" w:fill="EEF2F3"/>
+            <w:tcMar>
+              <w:top w:w="80" w:type="dxa"/>
+              <w:bottom w:w="80" w:type="dxa"/>
+              <w:start w:w="120" w:type="dxa"/>
+              <w:end w:w="120" w:type="dxa"/>
+            </w:tcMar>
           </w:tcPr>
           <w:p>
+            <w:pPr>
+              <w:spacing w:after="0" w:line="312" w:lineRule="auto"/>
+            </w:pPr>
             <w:r>
               <w:rPr>
                 <w:b/>
                 <w:color w:val="2C6EA8"/>
                 <w:sz w:val="20"/>
               </w:rPr>
-              <w:t xml:space="preserve">Nota: </w:t>
+              <w:t xml:space="preserve">Nota.  </w:t>
             </w:r>
             <w:r>
               <w:rPr>
@@ -1606,6 +1747,11 @@
     </w:tbl>
     <w:p>
       <w:pPr>
+        <w:spacing w:after="80"/>
+      </w:pPr>
+    </w:p>
+    <w:p>
+      <w:pPr>
         <w:pStyle w:val="Heading2"/>
       </w:pPr>
       <w:r>
@@ -1613,6 +1759,9 @@
       </w:r>
     </w:p>
     <w:p>
+      <w:pPr>
+        <w:jc w:val="both"/>
+      </w:pPr>
       <w:r>
         <w:t>Consulta tus indicadores clínicos y los oficiales MINSA.</w:t>
       </w:r>
@@ -1620,6 +1769,7 @@
     <w:p>
       <w:pPr>
         <w:pStyle w:val="ListNumber"/>
+        <w:spacing w:after="120" w:line="312" w:lineRule="auto"/>
       </w:pPr>
       <w:r>
         <w:t>① KPIs principales: pacientes, adherencia, gestantes con 6+ controles y casos de alto riesgo. Más abajo: indicadores MINSA frente a su meta y la atención prioritaria.</w:t>
@@ -1666,6 +1816,7 @@
     </w:p>
     <w:p>
       <w:pPr>
+        <w:spacing w:before="40" w:after="240"/>
         <w:jc w:val="center"/>
       </w:pPr>
       <w:r>
@@ -1686,6 +1837,9 @@
       </w:r>
     </w:p>
     <w:p>
+      <w:pPr>
+        <w:jc w:val="both"/>
+      </w:pPr>
       <w:r>
         <w:t>Puedes descargar tus reportes para imprimir o compartir.</w:t>
       </w:r>
@@ -1693,6 +1847,7 @@
     <w:p>
       <w:pPr>
         <w:pStyle w:val="ListNumber"/>
+        <w:spacing w:after="120" w:line="312" w:lineRule="auto"/>
       </w:pPr>
       <w:r>
         <w:t>① Toca «Excel» para descargar la hoja de cálculo completa.</w:t>
@@ -1701,6 +1856,7 @@
     <w:p>
       <w:pPr>
         <w:pStyle w:val="ListNumber"/>
+        <w:spacing w:after="120" w:line="312" w:lineRule="auto"/>
       </w:pPr>
       <w:r>
         <w:t>② Toca «PDF» para generar un reporte clínico listo para imprimir.</w:t>
@@ -1747,6 +1903,7 @@
     </w:p>
     <w:p>
       <w:pPr>
+        <w:spacing w:before="40" w:after="240"/>
         <w:jc w:val="center"/>
       </w:pPr>
       <w:r>
@@ -1767,6 +1924,9 @@
       </w:r>
     </w:p>
     <w:p>
+      <w:pPr>
+        <w:jc w:val="both"/>
+      </w:pPr>
       <w:r>
         <w:t>Responde consultas o envía avisos a tus gestantes.</w:t>
       </w:r>
@@ -1774,6 +1934,7 @@
     <w:p>
       <w:pPr>
         <w:pStyle w:val="ListNumber"/>
+        <w:spacing w:after="120" w:line="312" w:lineRule="auto"/>
       </w:pPr>
       <w:r>
         <w:t>① Busca a una gestante por nombre o DNI y toca su conversación para abrir el chat. También puedes enviar un mensaje masivo a un grupo según trimestre o nivel de riesgo.</w:t>
@@ -1820,6 +1981,7 @@
     </w:p>
     <w:p>
       <w:pPr>
+        <w:spacing w:before="40" w:after="240"/>
         <w:jc w:val="center"/>
       </w:pPr>
       <w:r>
@@ -1840,6 +2002,9 @@
       </w:r>
     </w:p>
     <w:p>
+      <w:pPr>
+        <w:jc w:val="both"/>
+      </w:pPr>
       <w:r>
         <w:t>Desde tu perfil editas tus datos, ajustas tus notificaciones y puedes repetir el recorrido guiado.</w:t>
       </w:r>
@@ -1847,6 +2012,7 @@
     <w:p>
       <w:pPr>
         <w:pStyle w:val="ListNumber"/>
+        <w:spacing w:after="120" w:line="312" w:lineRule="auto"/>
       </w:pPr>
       <w:r>
         <w:t>① «Conoce tu app»: repite el recorrido guiado cuando quieras.</w:t>
@@ -1893,6 +2059,7 @@
     </w:p>
     <w:p>
       <w:pPr>
+        <w:spacing w:before="40" w:after="240"/>
         <w:jc w:val="center"/>
       </w:pPr>
       <w:r>
@@ -1912,6 +2079,9 @@
     <w:p>
       <w:pPr>
         <w:pStyle w:val="Heading1"/>
+        <w:pBdr>
+          <w:bottom w:val="single" w:sz="8" w:space="4" w:color="2C6EA8"/>
+        </w:pBdr>
       </w:pPr>
       <w:r>
         <w:t>Solución de problemas</w:t>
@@ -1926,6 +2096,9 @@
       </w:r>
     </w:p>
     <w:p>
+      <w:pPr>
+        <w:jc w:val="both"/>
+      </w:pPr>
       <w:r>
         <w:t>Verifica el filtro de riesgo activo y usa el buscador por nombre o DNI. Si la paciente es de otra obstetra, no aparecerá en tu lista.</w:t>
       </w:r>
@@ -1939,6 +2112,9 @@
       </w:r>
     </w:p>
     <w:p>
+      <w:pPr>
+        <w:jc w:val="both"/>
+      </w:pPr>
       <w:r>
         <w:t>Completa todos los campos obligatorios del formulario (marcados con *). El DNI no puede estar repetido en el sistema.</w:t>
       </w:r>
@@ -1952,6 +2128,9 @@
       </w:r>
     </w:p>
     <w:p>
+      <w:pPr>
+        <w:jc w:val="both"/>
+      </w:pPr>
       <w:r>
         <w:t>Revisa tu conexión a internet e inténtalo nuevamente; en el portal web la descarga se inicia en el navegador.</w:t>
       </w:r>
@@ -1959,6 +2138,9 @@
     <w:p>
       <w:pPr>
         <w:pStyle w:val="Heading1"/>
+        <w:pBdr>
+          <w:bottom w:val="single" w:sz="8" w:space="4" w:color="2C6EA8"/>
+        </w:pBdr>
       </w:pPr>
       <w:r>
         <w:t>Preguntas frecuentes</w:t>
@@ -1973,6 +2155,9 @@
       </w:r>
     </w:p>
     <w:p>
+      <w:pPr>
+        <w:jc w:val="both"/>
+      </w:pPr>
       <w:r>
         <w:t>Desde la Agenda, abre la cita y usa «Atender»: te guiará por control, laboratorios, tamizajes y tratamiento.</w:t>
       </w:r>
@@ -1986,6 +2171,9 @@
       </w:r>
     </w:p>
     <w:p>
+      <w:pPr>
+        <w:jc w:val="both"/>
+      </w:pPr>
       <w:r>
         <w:t>Sí, desde el Chat usa «Mensaje masivo» y filtra por trimestre o riesgo.</w:t>
       </w:r>
@@ -1999,6 +2187,9 @@
       </w:r>
     </w:p>
     <w:p>
+      <w:pPr>
+        <w:jc w:val="both"/>
+      </w:pPr>
       <w:r>
         <w:t>En la pantalla de Reportes, sección «Indicadores MINSA / ENDES».</w:t>
       </w:r>
@@ -2006,6 +2197,9 @@
     <w:p>
       <w:pPr>
         <w:pStyle w:val="Heading1"/>
+        <w:pBdr>
+          <w:bottom w:val="single" w:sz="8" w:space="4" w:color="2C6EA8"/>
+        </w:pBdr>
       </w:pPr>
       <w:r>
         <w:t>Glosario</w:t>
@@ -2069,12 +2263,18 @@
     <w:p>
       <w:pPr>
         <w:pStyle w:val="Heading1"/>
+        <w:pBdr>
+          <w:bottom w:val="single" w:sz="8" w:space="4" w:color="2C6EA8"/>
+        </w:pBdr>
       </w:pPr>
       <w:r>
         <w:t>Soporte y contacto</w:t>
       </w:r>
     </w:p>
     <w:p>
+      <w:pPr>
+        <w:jc w:val="both"/>
+      </w:pPr>
       <w:r>
         <w:t>Para soporte de la aplicación, comunícate con el área de sistemas de tu establecimiento. Para emergencias clínicas, acude al establecimiento de salud.</w:t>
       </w:r>
@@ -2515,6 +2715,9 @@
     <w:name w:val="Normal"/>
     <w:qFormat/>
     <w:rsid w:val="00FC693F"/>
+    <w:pPr>
+      <w:spacing w:line="336" w:lineRule="auto" w:after="160" w:before="0"/>
+    </w:pPr>
     <w:rPr>
       <w:rFonts w:ascii="Calibri" w:hAnsi="Calibri"/>
       <w:color w:val="16242B"/>
@@ -2576,15 +2779,16 @@
     <w:pPr>
       <w:keepNext/>
       <w:keepLines/>
-      <w:spacing w:before="480" w:after="0"/>
+      <w:spacing w:before="360" w:after="160" w:line="276" w:lineRule="auto"/>
       <w:outlineLvl w:val="0"/>
     </w:pPr>
     <w:rPr>
       <w:rFonts w:asciiTheme="majorHAnsi" w:eastAsiaTheme="majorEastAsia" w:hAnsiTheme="majorHAnsi" w:cstheme="majorBidi" w:ascii="Calibri" w:hAnsi="Calibri"/>
       <w:b/>
       <w:bCs/>
+      <w:i w:val="0"/>
       <w:color w:val="2C6EA8"/>
-      <w:sz w:val="34"/>
+      <w:sz w:val="32"/>
       <w:szCs w:val="28"/>
     </w:rPr>
   </w:style>
@@ -2600,13 +2804,14 @@
     <w:pPr>
       <w:keepNext/>
       <w:keepLines/>
-      <w:spacing w:before="200" w:after="0"/>
+      <w:spacing w:before="280" w:after="80" w:line="276" w:lineRule="auto"/>
       <w:outlineLvl w:val="1"/>
     </w:pPr>
     <w:rPr>
       <w:rFonts w:asciiTheme="majorHAnsi" w:eastAsiaTheme="majorEastAsia" w:hAnsiTheme="majorHAnsi" w:cstheme="majorBidi" w:ascii="Calibri" w:hAnsi="Calibri"/>
       <w:b/>
       <w:bCs/>
+      <w:i w:val="0"/>
       <w:color w:val="16242B"/>
       <w:sz w:val="26"/>
       <w:szCs w:val="26"/>
@@ -2624,15 +2829,16 @@
     <w:pPr>
       <w:keepNext/>
       <w:keepLines/>
-      <w:spacing w:before="200" w:after="0"/>
+      <w:spacing w:before="200" w:after="40" w:line="276" w:lineRule="auto"/>
       <w:outlineLvl w:val="2"/>
     </w:pPr>
     <w:rPr>
       <w:rFonts w:asciiTheme="majorHAnsi" w:eastAsiaTheme="majorEastAsia" w:hAnsiTheme="majorHAnsi" w:cstheme="majorBidi" w:ascii="Calibri" w:hAnsi="Calibri"/>
       <w:b/>
       <w:bCs/>
+      <w:i w:val="0"/>
       <w:color w:val="2C6EA8"/>
-      <w:sz w:val="22"/>
+      <w:sz w:val="23"/>
     </w:rPr>
   </w:style>
   <w:style w:type="paragraph" w:styleId="Heading4">
@@ -3087,8 +3293,12 @@
       <w:numPr>
         <w:numId w:val="5"/>
       </w:numPr>
+      <w:spacing w:after="120" w:line="312" w:lineRule="auto"/>
       <w:contextualSpacing/>
     </w:pPr>
+    <w:rPr>
+      <w:sz w:val="22"/>
+    </w:rPr>
   </w:style>
   <w:style w:type="paragraph" w:styleId="ListNumber2">
     <w:name w:val="List Number 2"/>

--- a/docs/manual/build/manual_usuario_obstetra_vitmaterna_movil.docx
+++ b/docs/manual/build/manual_usuario_obstetra_vitmaterna_movil.docx
@@ -431,7 +431,7 @@
                 <w:color w:val="16242B"/>
                 <w:sz w:val="20"/>
               </w:rPr>
-              <w:t>5</w:t>
+              <w:t>6</w:t>
             </w:r>
           </w:p>
         </w:tc>
@@ -465,7 +465,7 @@
                 <w:color w:val="16242B"/>
                 <w:sz w:val="20"/>
               </w:rPr>
-              <w:t>6</w:t>
+              <w:t>7</w:t>
             </w:r>
           </w:p>
         </w:tc>
@@ -499,7 +499,7 @@
                 <w:color w:val="16242B"/>
                 <w:sz w:val="20"/>
               </w:rPr>
-              <w:t>6</w:t>
+              <w:t>7</w:t>
             </w:r>
           </w:p>
         </w:tc>
@@ -533,7 +533,7 @@
                 <w:color w:val="16242B"/>
                 <w:sz w:val="20"/>
               </w:rPr>
-              <w:t>7</w:t>
+              <w:t>8</w:t>
             </w:r>
           </w:p>
         </w:tc>
@@ -567,7 +567,7 @@
                 <w:color w:val="16242B"/>
                 <w:sz w:val="20"/>
               </w:rPr>
-              <w:t>8</w:t>
+              <w:t>9</w:t>
             </w:r>
           </w:p>
         </w:tc>
@@ -601,7 +601,7 @@
                 <w:color w:val="16242B"/>
                 <w:sz w:val="20"/>
               </w:rPr>
-              <w:t>9</w:t>
+              <w:t>10</w:t>
             </w:r>
           </w:p>
         </w:tc>
@@ -635,7 +635,7 @@
                 <w:color w:val="16242B"/>
                 <w:sz w:val="20"/>
               </w:rPr>
-              <w:t>10</w:t>
+              <w:t>11</w:t>
             </w:r>
           </w:p>
         </w:tc>
@@ -669,7 +669,7 @@
                 <w:color w:val="16242B"/>
                 <w:sz w:val="20"/>
               </w:rPr>
-              <w:t>11</w:t>
+              <w:t>12</w:t>
             </w:r>
           </w:p>
         </w:tc>
@@ -703,7 +703,7 @@
                 <w:color w:val="16242B"/>
                 <w:sz w:val="20"/>
               </w:rPr>
-              <w:t>12</w:t>
+              <w:t>13</w:t>
             </w:r>
           </w:p>
         </w:tc>
@@ -737,7 +737,7 @@
                 <w:color w:val="16242B"/>
                 <w:sz w:val="20"/>
               </w:rPr>
-              <w:t>13</w:t>
+              <w:t>14</w:t>
             </w:r>
           </w:p>
         </w:tc>
@@ -771,7 +771,7 @@
                 <w:color w:val="16242B"/>
                 <w:sz w:val="20"/>
               </w:rPr>
-              <w:t>15</w:t>
+              <w:t>16</w:t>
             </w:r>
           </w:p>
         </w:tc>
@@ -805,7 +805,7 @@
                 <w:color w:val="16242B"/>
                 <w:sz w:val="20"/>
               </w:rPr>
-              <w:t>15</w:t>
+              <w:t>16</w:t>
             </w:r>
           </w:p>
         </w:tc>
@@ -839,7 +839,7 @@
                 <w:color w:val="16242B"/>
                 <w:sz w:val="20"/>
               </w:rPr>
-              <w:t>15</w:t>
+              <w:t>16</w:t>
             </w:r>
           </w:p>
         </w:tc>
@@ -873,7 +873,7 @@
                 <w:color w:val="16242B"/>
                 <w:sz w:val="20"/>
               </w:rPr>
-              <w:t>16</w:t>
+              <w:t>17</w:t>
             </w:r>
           </w:p>
         </w:tc>
@@ -916,7 +916,7 @@
         <w:pStyle w:val="Heading2"/>
       </w:pPr>
       <w:r>
-        <w:t>1.2 ¿A quién está dirigido?</w:t>
+        <w:t>1.2 Propósito de este manual</w:t>
       </w:r>
     </w:p>
     <w:p>
@@ -924,7 +924,7 @@
         <w:jc w:val="both"/>
       </w:pPr>
       <w:r>
-        <w:t>A las obstetras y personal de salud que usan la aplicación en su teléfono para la atención prenatal.</w:t>
+        <w:t>Este manual está dirigido al personal obstétrico y tiene como objetivo guiar el uso de la aplicación en la atención y el seguimiento prenatal, mediante instrucciones paso a paso acompañadas de capturas de pantalla.</w:t>
       </w:r>
     </w:p>
     <w:p>
@@ -932,7 +932,7 @@
         <w:pStyle w:val="Heading2"/>
       </w:pPr>
       <w:r>
-        <w:t>1.3 Alcance</w:t>
+        <w:t>1.3 Contenido</w:t>
       </w:r>
     </w:p>
     <w:p>
@@ -940,7 +940,7 @@
         <w:jc w:val="both"/>
       </w:pPr>
       <w:r>
-        <w:t>Explica, paso a paso y con imágenes, cada función: panel de inicio, gestantes, agenda, reportes, chat y perfil, incluyendo los formularios y ventanas de cada módulo.</w:t>
+        <w:t>El documento abarca el panel de inicio, la gestión de gestantes y su ficha clínica, la agenda de citas, los reportes e indicadores, la comunicación por chat y la administración del perfil.</w:t>
       </w:r>
     </w:p>
     <w:p>
@@ -967,11 +967,34 @@
         <w:jc w:val="both"/>
       </w:pPr>
       <w:r>
-        <w:t>• Un teléfono con Android o iPhone (iOS).</w:t>
-        <w:br/>
-        <w:t>• Conexión a internet (datos móviles o wifi).</w:t>
-        <w:br/>
-        <w:t>• Tu número de DNI y la contraseña de tu cuenta.</w:t>
+        <w:t>Para utilizar la aplicación es necesario contar con:</w:t>
+      </w:r>
+    </w:p>
+    <w:p>
+      <w:pPr>
+        <w:pStyle w:val="ListBullet"/>
+        <w:spacing w:after="80" w:line="312" w:lineRule="auto"/>
+      </w:pPr>
+      <w:r>
+        <w:t>Un teléfono móvil con sistema operativo Android o iOS (iPhone).</w:t>
+      </w:r>
+    </w:p>
+    <w:p>
+      <w:pPr>
+        <w:pStyle w:val="ListBullet"/>
+        <w:spacing w:after="80" w:line="312" w:lineRule="auto"/>
+      </w:pPr>
+      <w:r>
+        <w:t>Conexión a internet (datos móviles o red wifi).</w:t>
+      </w:r>
+    </w:p>
+    <w:p>
+      <w:pPr>
+        <w:pStyle w:val="ListBullet"/>
+        <w:spacing w:after="80" w:line="312" w:lineRule="auto"/>
+      </w:pPr>
+      <w:r>
+        <w:t>Las credenciales de acceso: número de DNI y contraseña.</w:t>
       </w:r>
     </w:p>
     <w:p>
@@ -1094,11 +1117,10 @@
     </w:p>
     <w:p>
       <w:pPr>
-        <w:pStyle w:val="ListNumber"/>
-        <w:spacing w:after="120" w:line="312" w:lineRule="auto"/>
+        <w:jc w:val="both"/>
       </w:pPr>
       <w:r>
-        <w:t>Abre la aplicación VITMATERNA en tu teléfono.</w:t>
+        <w:t>Al abrir la aplicación se muestra la pantalla de inicio de sesión. Ingresa tus credenciales para acceder a tu cuenta:</w:t>
       </w:r>
     </w:p>
     <w:p>
@@ -1107,7 +1129,7 @@
         <w:spacing w:after="120" w:line="312" w:lineRule="auto"/>
       </w:pPr>
       <w:r>
-        <w:t>Escribe tu número de DNI.</w:t>
+        <w:t>En el campo «DNI», escribe tu número de documento.</w:t>
       </w:r>
     </w:p>
     <w:p>
@@ -1116,7 +1138,7 @@
         <w:spacing w:after="120" w:line="312" w:lineRule="auto"/>
       </w:pPr>
       <w:r>
-        <w:t>Escribe tu contraseña.</w:t>
+        <w:t>En el campo «Contraseña», escribe tu contraseña.</w:t>
       </w:r>
     </w:p>
     <w:p>
@@ -1125,7 +1147,60 @@
         <w:spacing w:after="120" w:line="312" w:lineRule="auto"/>
       </w:pPr>
       <w:r>
-        <w:t>Toca el botón «Iniciar Sesión».</w:t>
+        <w:t>Toca el botón «Iniciar Sesión» para ingresar.</w:t>
+      </w:r>
+    </w:p>
+    <w:p>
+      <w:pPr>
+        <w:jc w:val="center"/>
+      </w:pPr>
+      <w:r>
+        <w:drawing>
+          <wp:inline xmlns:a="http://schemas.openxmlformats.org/drawingml/2006/main" xmlns:pic="http://schemas.openxmlformats.org/drawingml/2006/picture">
+            <wp:extent cx="1936058" cy="4068000"/>
+            <wp:docPr id="2" name="Picture 2"/>
+            <wp:cNvGraphicFramePr>
+              <a:graphicFrameLocks noChangeAspect="1"/>
+            </wp:cNvGraphicFramePr>
+            <a:graphic>
+              <a:graphicData uri="http://schemas.openxmlformats.org/drawingml/2006/picture">
+                <pic:pic>
+                  <pic:nvPicPr>
+                    <pic:cNvPr id="0" name="A0.png"/>
+                    <pic:cNvPicPr/>
+                  </pic:nvPicPr>
+                  <pic:blipFill>
+                    <a:blip r:embed="rId12"/>
+                    <a:stretch>
+                      <a:fillRect/>
+                    </a:stretch>
+                  </pic:blipFill>
+                  <pic:spPr>
+                    <a:xfrm>
+                      <a:off x="0" y="0"/>
+                      <a:ext cx="1936058" cy="4068000"/>
+                    </a:xfrm>
+                    <a:prstGeom prst="rect"/>
+                  </pic:spPr>
+                </pic:pic>
+              </a:graphicData>
+            </a:graphic>
+          </wp:inline>
+        </w:drawing>
+      </w:r>
+    </w:p>
+    <w:p>
+      <w:pPr>
+        <w:spacing w:before="40" w:after="240"/>
+        <w:jc w:val="center"/>
+      </w:pPr>
+      <w:r>
+        <w:rPr>
+          <w:i/>
+          <w:color w:val="566873"/>
+          <w:sz w:val="18"/>
+        </w:rPr>
+        <w:t>Figura B-1. Pantalla de inicio de sesión.</w:t>
       </w:r>
     </w:p>
     <w:tbl>
@@ -1167,7 +1242,7 @@
                 <w:color w:val="16242B"/>
                 <w:sz w:val="20"/>
               </w:rPr>
-              <w:t>La primera vez verás un recorrido guiado «Conoce tu app». Puedes verlo otra vez desde tu perfil.</w:t>
+              <w:t>Durante el primer ingreso se mostrará el recorrido guiado «Conoce tu app», que puede repetirse en cualquier momento desde el perfil.</w:t>
             </w:r>
           </w:p>
         </w:tc>
@@ -1225,7 +1300,7 @@
         <w:drawing>
           <wp:inline xmlns:a="http://schemas.openxmlformats.org/drawingml/2006/main" xmlns:pic="http://schemas.openxmlformats.org/drawingml/2006/picture">
             <wp:extent cx="1936058" cy="4068000"/>
-            <wp:docPr id="2" name="Picture 2"/>
+            <wp:docPr id="3" name="Picture 3"/>
             <wp:cNvGraphicFramePr>
               <a:graphicFrameLocks noChangeAspect="1"/>
             </wp:cNvGraphicFramePr>
@@ -1237,7 +1312,7 @@
                     <pic:cNvPicPr/>
                   </pic:nvPicPr>
                   <pic:blipFill>
-                    <a:blip r:embed="rId12"/>
+                    <a:blip r:embed="rId13"/>
                     <a:stretch>
                       <a:fillRect/>
                     </a:stretch>
@@ -1267,7 +1342,7 @@
           <w:color w:val="566873"/>
           <w:sz w:val="18"/>
         </w:rPr>
-        <w:t>Figura B-1. Panel de inicio de la obstetra.</w:t>
+        <w:t>Figura B-2. Panel de inicio de la obstetra.</w:t>
       </w:r>
     </w:p>
     <w:tbl>
@@ -1353,7 +1428,7 @@
         <w:drawing>
           <wp:inline xmlns:a="http://schemas.openxmlformats.org/drawingml/2006/main" xmlns:pic="http://schemas.openxmlformats.org/drawingml/2006/picture">
             <wp:extent cx="1936058" cy="4068000"/>
-            <wp:docPr id="3" name="Picture 3"/>
+            <wp:docPr id="4" name="Picture 4"/>
             <wp:cNvGraphicFramePr>
               <a:graphicFrameLocks noChangeAspect="1"/>
             </wp:cNvGraphicFramePr>
@@ -1365,7 +1440,7 @@
                     <pic:cNvPicPr/>
                   </pic:nvPicPr>
                   <pic:blipFill>
-                    <a:blip r:embed="rId13"/>
+                    <a:blip r:embed="rId14"/>
                     <a:stretch>
                       <a:fillRect/>
                     </a:stretch>
@@ -1395,7 +1470,7 @@
           <w:color w:val="566873"/>
           <w:sz w:val="18"/>
         </w:rPr>
-        <w:t>Figura B-2. Listado de citas de hoy en el inicio.</w:t>
+        <w:t>Figura B-3. Listado de citas de hoy en el inicio.</w:t>
       </w:r>
     </w:p>
     <w:p>
@@ -1440,7 +1515,7 @@
         <w:drawing>
           <wp:inline xmlns:a="http://schemas.openxmlformats.org/drawingml/2006/main" xmlns:pic="http://schemas.openxmlformats.org/drawingml/2006/picture">
             <wp:extent cx="1936058" cy="4068000"/>
-            <wp:docPr id="4" name="Picture 4"/>
+            <wp:docPr id="5" name="Picture 5"/>
             <wp:cNvGraphicFramePr>
               <a:graphicFrameLocks noChangeAspect="1"/>
             </wp:cNvGraphicFramePr>
@@ -1452,7 +1527,7 @@
                     <pic:cNvPicPr/>
                   </pic:nvPicPr>
                   <pic:blipFill>
-                    <a:blip r:embed="rId14"/>
+                    <a:blip r:embed="rId15"/>
                     <a:stretch>
                       <a:fillRect/>
                     </a:stretch>
@@ -1482,7 +1557,7 @@
           <w:color w:val="566873"/>
           <w:sz w:val="18"/>
         </w:rPr>
-        <w:t>Figura B-3. Lista de gestantes.</w:t>
+        <w:t>Figura B-4. Lista de gestantes.</w:t>
       </w:r>
     </w:p>
     <w:p>
@@ -1518,7 +1593,7 @@
         <w:drawing>
           <wp:inline xmlns:a="http://schemas.openxmlformats.org/drawingml/2006/main" xmlns:pic="http://schemas.openxmlformats.org/drawingml/2006/picture">
             <wp:extent cx="1936058" cy="4068000"/>
-            <wp:docPr id="5" name="Picture 5"/>
+            <wp:docPr id="6" name="Picture 6"/>
             <wp:cNvGraphicFramePr>
               <a:graphicFrameLocks noChangeAspect="1"/>
             </wp:cNvGraphicFramePr>
@@ -1530,7 +1605,7 @@
                     <pic:cNvPicPr/>
                   </pic:nvPicPr>
                   <pic:blipFill>
-                    <a:blip r:embed="rId15"/>
+                    <a:blip r:embed="rId16"/>
                     <a:stretch>
                       <a:fillRect/>
                     </a:stretch>
@@ -1560,7 +1635,7 @@
           <w:color w:val="566873"/>
           <w:sz w:val="18"/>
         </w:rPr>
-        <w:t>Figura B-4. Botón para registrar una nueva gestante.</w:t>
+        <w:t>Figura B-5. Botón para registrar una nueva gestante.</w:t>
       </w:r>
     </w:p>
     <w:tbl>
@@ -1655,7 +1730,7 @@
         <w:drawing>
           <wp:inline xmlns:a="http://schemas.openxmlformats.org/drawingml/2006/main" xmlns:pic="http://schemas.openxmlformats.org/drawingml/2006/picture">
             <wp:extent cx="1936058" cy="4068000"/>
-            <wp:docPr id="6" name="Picture 6"/>
+            <wp:docPr id="7" name="Picture 7"/>
             <wp:cNvGraphicFramePr>
               <a:graphicFrameLocks noChangeAspect="1"/>
             </wp:cNvGraphicFramePr>
@@ -1667,7 +1742,7 @@
                     <pic:cNvPicPr/>
                   </pic:nvPicPr>
                   <pic:blipFill>
-                    <a:blip r:embed="rId16"/>
+                    <a:blip r:embed="rId17"/>
                     <a:stretch>
                       <a:fillRect/>
                     </a:stretch>
@@ -1697,7 +1772,7 @@
           <w:color w:val="566873"/>
           <w:sz w:val="18"/>
         </w:rPr>
-        <w:t>Figura B-5. Agenda de citas.</w:t>
+        <w:t>Figura B-6. Agenda de citas.</w:t>
       </w:r>
     </w:p>
     <w:tbl>
@@ -1783,7 +1858,7 @@
         <w:drawing>
           <wp:inline xmlns:a="http://schemas.openxmlformats.org/drawingml/2006/main" xmlns:pic="http://schemas.openxmlformats.org/drawingml/2006/picture">
             <wp:extent cx="1936058" cy="4068000"/>
-            <wp:docPr id="7" name="Picture 7"/>
+            <wp:docPr id="8" name="Picture 8"/>
             <wp:cNvGraphicFramePr>
               <a:graphicFrameLocks noChangeAspect="1"/>
             </wp:cNvGraphicFramePr>
@@ -1795,7 +1870,7 @@
                     <pic:cNvPicPr/>
                   </pic:nvPicPr>
                   <pic:blipFill>
-                    <a:blip r:embed="rId17"/>
+                    <a:blip r:embed="rId18"/>
                     <a:stretch>
                       <a:fillRect/>
                     </a:stretch>
@@ -1825,7 +1900,7 @@
           <w:color w:val="566873"/>
           <w:sz w:val="18"/>
         </w:rPr>
-        <w:t>Figura B-6. Reportes e indicadores clínicos.</w:t>
+        <w:t>Figura B-7. Reportes e indicadores clínicos.</w:t>
       </w:r>
     </w:p>
     <w:p>
@@ -1870,7 +1945,7 @@
         <w:drawing>
           <wp:inline xmlns:a="http://schemas.openxmlformats.org/drawingml/2006/main" xmlns:pic="http://schemas.openxmlformats.org/drawingml/2006/picture">
             <wp:extent cx="1936058" cy="4068000"/>
-            <wp:docPr id="8" name="Picture 8"/>
+            <wp:docPr id="9" name="Picture 9"/>
             <wp:cNvGraphicFramePr>
               <a:graphicFrameLocks noChangeAspect="1"/>
             </wp:cNvGraphicFramePr>
@@ -1882,7 +1957,7 @@
                     <pic:cNvPicPr/>
                   </pic:nvPicPr>
                   <pic:blipFill>
-                    <a:blip r:embed="rId18"/>
+                    <a:blip r:embed="rId19"/>
                     <a:stretch>
                       <a:fillRect/>
                     </a:stretch>
@@ -1912,7 +1987,7 @@
           <w:color w:val="566873"/>
           <w:sz w:val="18"/>
         </w:rPr>
-        <w:t>Figura B-7. Botones para exportar a Excel y PDF.</w:t>
+        <w:t>Figura B-8. Botones para exportar a Excel y PDF.</w:t>
       </w:r>
     </w:p>
     <w:p>
@@ -1948,7 +2023,7 @@
         <w:drawing>
           <wp:inline xmlns:a="http://schemas.openxmlformats.org/drawingml/2006/main" xmlns:pic="http://schemas.openxmlformats.org/drawingml/2006/picture">
             <wp:extent cx="1936058" cy="4068000"/>
-            <wp:docPr id="9" name="Picture 9"/>
+            <wp:docPr id="10" name="Picture 10"/>
             <wp:cNvGraphicFramePr>
               <a:graphicFrameLocks noChangeAspect="1"/>
             </wp:cNvGraphicFramePr>
@@ -1960,7 +2035,7 @@
                     <pic:cNvPicPr/>
                   </pic:nvPicPr>
                   <pic:blipFill>
-                    <a:blip r:embed="rId19"/>
+                    <a:blip r:embed="rId20"/>
                     <a:stretch>
                       <a:fillRect/>
                     </a:stretch>
@@ -1990,7 +2065,7 @@
           <w:color w:val="566873"/>
           <w:sz w:val="18"/>
         </w:rPr>
-        <w:t>Figura B-8. Bandeja de conversaciones.</w:t>
+        <w:t>Figura B-9. Bandeja de conversaciones.</w:t>
       </w:r>
     </w:p>
     <w:p>
@@ -2026,7 +2101,7 @@
         <w:drawing>
           <wp:inline xmlns:a="http://schemas.openxmlformats.org/drawingml/2006/main" xmlns:pic="http://schemas.openxmlformats.org/drawingml/2006/picture">
             <wp:extent cx="1936058" cy="4068000"/>
-            <wp:docPr id="10" name="Picture 10"/>
+            <wp:docPr id="11" name="Picture 11"/>
             <wp:cNvGraphicFramePr>
               <a:graphicFrameLocks noChangeAspect="1"/>
             </wp:cNvGraphicFramePr>
@@ -2038,7 +2113,7 @@
                     <pic:cNvPicPr/>
                   </pic:nvPicPr>
                   <pic:blipFill>
-                    <a:blip r:embed="rId20"/>
+                    <a:blip r:embed="rId21"/>
                     <a:stretch>
                       <a:fillRect/>
                     </a:stretch>
@@ -2068,7 +2143,7 @@
           <w:color w:val="566873"/>
           <w:sz w:val="18"/>
         </w:rPr>
-        <w:t>Figura B-9. Pantalla de perfil de la obstetra.</w:t>
+        <w:t>Figura B-10. Pantalla de perfil de la obstetra.</w:t>
       </w:r>
     </w:p>
     <w:p>
@@ -2317,10 +2392,34 @@
         <w:color w:val="566873"/>
         <w:sz w:val="16"/>
       </w:rPr>
-      <w:t xml:space="preserve">VITMATERNA · Guía para la Obstetra · Página </w:t>
+      <w:t xml:space="preserve">VITMATERNA · Guía para la Obstetra     ·     Página </w:t>
     </w:r>
     <w:r>
-      <w:fldSimple w:instr="PAGE"/>
+      <w:rPr>
+        <w:color w:val="566873"/>
+        <w:sz w:val="16"/>
+      </w:rPr>
+      <w:fldChar w:fldCharType="begin"/>
+      <w:instrText xml:space="preserve">PAGE</w:instrText>
+      <w:fldChar w:fldCharType="separate"/>
+      <w:fldChar w:fldCharType="end"/>
+    </w:r>
+    <w:r>
+      <w:rPr>
+        <w:color w:val="566873"/>
+        <w:sz w:val="16"/>
+      </w:rPr>
+      <w:t xml:space="preserve"> de </w:t>
+    </w:r>
+    <w:r>
+      <w:rPr>
+        <w:color w:val="566873"/>
+        <w:sz w:val="16"/>
+      </w:rPr>
+      <w:fldChar w:fldCharType="begin"/>
+      <w:instrText xml:space="preserve">NUMPAGES</w:instrText>
+      <w:fldChar w:fldCharType="separate"/>
+      <w:fldChar w:fldCharType="end"/>
     </w:r>
   </w:p>
 </w:ftr>

--- a/docs/manual/build/manual_usuario_obstetra_vitmaterna_movil.docx
+++ b/docs/manual/build/manual_usuario_obstetra_vitmaterna_movil.docx
@@ -148,6 +148,7 @@
       </w:r>
     </w:p>
     <w:p>
+      <w:bookmarkStart w:id="1000" w:name="bm_Cr_ditos_y_confidencialidad"/>
       <w:pPr>
         <w:pStyle w:val="Heading1"/>
         <w:pBdr>
@@ -157,6 +158,7 @@
       <w:r>
         <w:t>Créditos y confidencialidad</w:t>
       </w:r>
+      <w:bookmarkEnd w:id="1000"/>
     </w:p>
     <w:p>
       <w:pPr>
@@ -227,7 +229,7 @@
                 <w:color w:val="16242B"/>
                 <w:sz w:val="20"/>
               </w:rPr>
-              <w:t>Este manual es una guía de consulta. Usa el índice para ir directo a la tarea que necesites.</w:t>
+              <w:t>Este documento está diseñado como guía de consulta; se recomienda utilizar el índice para acceder directamente a la sección deseada.</w:t>
             </w:r>
           </w:p>
         </w:tc>
@@ -244,6 +246,7 @@
       </w:r>
     </w:p>
     <w:p>
+      <w:bookmarkStart w:id="1001" w:name="bm__ndice_de_contenidos"/>
       <w:pPr>
         <w:pStyle w:val="Heading1"/>
         <w:pBdr>
@@ -253,6 +256,7 @@
       <w:r>
         <w:t>Índice de contenidos</w:t>
       </w:r>
+      <w:bookmarkEnd w:id="1001"/>
     </w:p>
     <w:p>
       <w:r/>
@@ -272,14 +276,20 @@
             <w:tcW w:type="dxa" w:w="4873"/>
           </w:tcPr>
           <w:p>
-            <w:r>
-              <w:rPr>
-                <w:b/>
-                <w:color w:val="0C8174"/>
-                <w:sz w:val="22"/>
-              </w:rPr>
-              <w:t>Créditos y confidencialidad</w:t>
-            </w:r>
+            <w:pPr>
+              <w:spacing w:after="60" w:line="288" w:lineRule="auto"/>
+            </w:pPr>
+            <w:hyperlink w:anchor="bm_Cr_ditos_y_confidencialidad">
+              <w:r>
+                <w:rPr>
+                  <w:rFonts w:ascii="Carlito" w:hAnsi="Carlito"/>
+                  <w:sz w:val="22"/>
+                  <w:b/>
+                  <w:color w:val="2C6EA8"/>
+                </w:rPr>
+                <w:t xml:space="preserve">Créditos y confidencialidad</w:t>
+              </w:r>
+            </w:hyperlink>
           </w:p>
         </w:tc>
         <w:tc>
@@ -290,13 +300,16 @@
             <w:pPr>
               <w:jc w:val="right"/>
             </w:pPr>
-            <w:r>
-              <w:rPr>
-                <w:color w:val="16242B"/>
-                <w:sz w:val="20"/>
-              </w:rPr>
-              <w:t>2</w:t>
-            </w:r>
+            <w:hyperlink w:anchor="bm_Cr_ditos_y_confidencialidad">
+              <w:r>
+                <w:rPr>
+                  <w:rFonts w:ascii="Carlito" w:hAnsi="Carlito"/>
+                  <w:sz w:val="20"/>
+                  <w:color w:val="16242B"/>
+                </w:rPr>
+                <w:t xml:space="preserve">2</w:t>
+              </w:r>
+            </w:hyperlink>
           </w:p>
         </w:tc>
       </w:tr>
@@ -306,14 +319,20 @@
             <w:tcW w:type="dxa" w:w="4873"/>
           </w:tcPr>
           <w:p>
-            <w:r>
-              <w:rPr>
-                <w:b/>
-                <w:color w:val="0C8174"/>
-                <w:sz w:val="22"/>
-              </w:rPr>
-              <w:t>Índice de contenidos</w:t>
-            </w:r>
+            <w:pPr>
+              <w:spacing w:after="60" w:line="288" w:lineRule="auto"/>
+            </w:pPr>
+            <w:hyperlink w:anchor="bm__ndice_de_contenidos">
+              <w:r>
+                <w:rPr>
+                  <w:rFonts w:ascii="Carlito" w:hAnsi="Carlito"/>
+                  <w:sz w:val="22"/>
+                  <w:b/>
+                  <w:color w:val="2C6EA8"/>
+                </w:rPr>
+                <w:t xml:space="preserve">Índice de contenidos</w:t>
+              </w:r>
+            </w:hyperlink>
           </w:p>
         </w:tc>
         <w:tc>
@@ -324,13 +343,16 @@
             <w:pPr>
               <w:jc w:val="right"/>
             </w:pPr>
-            <w:r>
-              <w:rPr>
-                <w:color w:val="16242B"/>
-                <w:sz w:val="20"/>
-              </w:rPr>
-              <w:t>3</w:t>
-            </w:r>
+            <w:hyperlink w:anchor="bm__ndice_de_contenidos">
+              <w:r>
+                <w:rPr>
+                  <w:rFonts w:ascii="Carlito" w:hAnsi="Carlito"/>
+                  <w:sz w:val="20"/>
+                  <w:color w:val="16242B"/>
+                </w:rPr>
+                <w:t xml:space="preserve">3</w:t>
+              </w:r>
+            </w:hyperlink>
           </w:p>
         </w:tc>
       </w:tr>
@@ -340,14 +362,20 @@
             <w:tcW w:type="dxa" w:w="4873"/>
           </w:tcPr>
           <w:p>
-            <w:r>
-              <w:rPr>
-                <w:b/>
-                <w:color w:val="0C8174"/>
-                <w:sz w:val="22"/>
-              </w:rPr>
-              <w:t>1. Introducción</w:t>
-            </w:r>
+            <w:pPr>
+              <w:spacing w:after="60" w:line="288" w:lineRule="auto"/>
+            </w:pPr>
+            <w:hyperlink w:anchor="bm_1__Introducci_n">
+              <w:r>
+                <w:rPr>
+                  <w:rFonts w:ascii="Carlito" w:hAnsi="Carlito"/>
+                  <w:sz w:val="22"/>
+                  <w:b/>
+                  <w:color w:val="2C6EA8"/>
+                </w:rPr>
+                <w:t xml:space="preserve">1. Introducción</w:t>
+              </w:r>
+            </w:hyperlink>
           </w:p>
         </w:tc>
         <w:tc>
@@ -358,13 +386,16 @@
             <w:pPr>
               <w:jc w:val="right"/>
             </w:pPr>
-            <w:r>
-              <w:rPr>
-                <w:color w:val="16242B"/>
-                <w:sz w:val="20"/>
-              </w:rPr>
-              <w:t>4</w:t>
-            </w:r>
+            <w:hyperlink w:anchor="bm_1__Introducci_n">
+              <w:r>
+                <w:rPr>
+                  <w:rFonts w:ascii="Carlito" w:hAnsi="Carlito"/>
+                  <w:sz w:val="20"/>
+                  <w:color w:val="16242B"/>
+                </w:rPr>
+                <w:t xml:space="preserve">4</w:t>
+              </w:r>
+            </w:hyperlink>
           </w:p>
         </w:tc>
       </w:tr>
@@ -374,14 +405,20 @@
             <w:tcW w:type="dxa" w:w="4873"/>
           </w:tcPr>
           <w:p>
-            <w:r>
-              <w:rPr>
-                <w:b/>
-                <w:color w:val="0C8174"/>
-                <w:sz w:val="22"/>
-              </w:rPr>
-              <w:t>2. Antes de empezar</w:t>
-            </w:r>
+            <w:pPr>
+              <w:spacing w:after="60" w:line="288" w:lineRule="auto"/>
+            </w:pPr>
+            <w:hyperlink w:anchor="bm_2__Antes_de_empezar">
+              <w:r>
+                <w:rPr>
+                  <w:rFonts w:ascii="Carlito" w:hAnsi="Carlito"/>
+                  <w:sz w:val="22"/>
+                  <w:b/>
+                  <w:color w:val="2C6EA8"/>
+                </w:rPr>
+                <w:t xml:space="preserve">2. Antes de empezar</w:t>
+              </w:r>
+            </w:hyperlink>
           </w:p>
         </w:tc>
         <w:tc>
@@ -392,13 +429,16 @@
             <w:pPr>
               <w:jc w:val="right"/>
             </w:pPr>
-            <w:r>
-              <w:rPr>
-                <w:color w:val="16242B"/>
-                <w:sz w:val="20"/>
-              </w:rPr>
-              <w:t>4</w:t>
-            </w:r>
+            <w:hyperlink w:anchor="bm_2__Antes_de_empezar">
+              <w:r>
+                <w:rPr>
+                  <w:rFonts w:ascii="Carlito" w:hAnsi="Carlito"/>
+                  <w:sz w:val="20"/>
+                  <w:color w:val="16242B"/>
+                </w:rPr>
+                <w:t xml:space="preserve">4</w:t>
+              </w:r>
+            </w:hyperlink>
           </w:p>
         </w:tc>
       </w:tr>
@@ -408,14 +448,20 @@
             <w:tcW w:type="dxa" w:w="4873"/>
           </w:tcPr>
           <w:p>
-            <w:r>
-              <w:rPr>
-                <w:b/>
-                <w:color w:val="0C8174"/>
-                <w:sz w:val="22"/>
-              </w:rPr>
-              <w:t>3. Acceso al sistema</w:t>
-            </w:r>
+            <w:pPr>
+              <w:spacing w:after="60" w:line="288" w:lineRule="auto"/>
+            </w:pPr>
+            <w:hyperlink w:anchor="bm_3__Acceso_al_sistema">
+              <w:r>
+                <w:rPr>
+                  <w:rFonts w:ascii="Carlito" w:hAnsi="Carlito"/>
+                  <w:sz w:val="22"/>
+                  <w:b/>
+                  <w:color w:val="2C6EA8"/>
+                </w:rPr>
+                <w:t xml:space="preserve">3. Acceso al sistema</w:t>
+              </w:r>
+            </w:hyperlink>
           </w:p>
         </w:tc>
         <w:tc>
@@ -426,13 +472,16 @@
             <w:pPr>
               <w:jc w:val="right"/>
             </w:pPr>
-            <w:r>
-              <w:rPr>
-                <w:color w:val="16242B"/>
-                <w:sz w:val="20"/>
-              </w:rPr>
-              <w:t>6</w:t>
-            </w:r>
+            <w:hyperlink w:anchor="bm_3__Acceso_al_sistema">
+              <w:r>
+                <w:rPr>
+                  <w:rFonts w:ascii="Carlito" w:hAnsi="Carlito"/>
+                  <w:sz w:val="20"/>
+                  <w:color w:val="16242B"/>
+                </w:rPr>
+                <w:t xml:space="preserve">5</w:t>
+              </w:r>
+            </w:hyperlink>
           </w:p>
         </w:tc>
       </w:tr>
@@ -442,14 +491,19 @@
             <w:tcW w:type="dxa" w:w="4873"/>
           </w:tcPr>
           <w:p>
-            <w:r>
-              <w:rPr>
-                <w:b w:val="0"/>
-                <w:color w:val="16242B"/>
-                <w:sz w:val="20"/>
-              </w:rPr>
-              <w:t xml:space="preserve">    4. Panel de inicio</w:t>
-            </w:r>
+            <w:pPr>
+              <w:spacing w:after="60" w:line="288" w:lineRule="auto"/>
+            </w:pPr>
+            <w:hyperlink w:anchor="bm_4__Panel_de_inicio">
+              <w:r>
+                <w:rPr>
+                  <w:rFonts w:ascii="Carlito" w:hAnsi="Carlito"/>
+                  <w:sz w:val="20"/>
+                  <w:color w:val="16242B"/>
+                </w:rPr>
+                <w:t xml:space="preserve">        4. Panel de inicio</w:t>
+              </w:r>
+            </w:hyperlink>
           </w:p>
         </w:tc>
         <w:tc>
@@ -460,13 +514,16 @@
             <w:pPr>
               <w:jc w:val="right"/>
             </w:pPr>
-            <w:r>
-              <w:rPr>
-                <w:color w:val="16242B"/>
-                <w:sz w:val="20"/>
-              </w:rPr>
-              <w:t>7</w:t>
-            </w:r>
+            <w:hyperlink w:anchor="bm_4__Panel_de_inicio">
+              <w:r>
+                <w:rPr>
+                  <w:rFonts w:ascii="Carlito" w:hAnsi="Carlito"/>
+                  <w:sz w:val="20"/>
+                  <w:color w:val="16242B"/>
+                </w:rPr>
+                <w:t xml:space="preserve">5</w:t>
+              </w:r>
+            </w:hyperlink>
           </w:p>
         </w:tc>
       </w:tr>
@@ -476,14 +533,19 @@
             <w:tcW w:type="dxa" w:w="4873"/>
           </w:tcPr>
           <w:p>
-            <w:r>
-              <w:rPr>
-                <w:b w:val="0"/>
-                <w:color w:val="16242B"/>
-                <w:sz w:val="20"/>
-              </w:rPr>
-              <w:t xml:space="preserve">    4.1 Citas de hoy</w:t>
-            </w:r>
+            <w:pPr>
+              <w:spacing w:after="60" w:line="288" w:lineRule="auto"/>
+            </w:pPr>
+            <w:hyperlink w:anchor="bm_4_1_Citas_de_hoy">
+              <w:r>
+                <w:rPr>
+                  <w:rFonts w:ascii="Carlito" w:hAnsi="Carlito"/>
+                  <w:sz w:val="20"/>
+                  <w:color w:val="16242B"/>
+                </w:rPr>
+                <w:t xml:space="preserve">        4.1 Citas de hoy</w:t>
+              </w:r>
+            </w:hyperlink>
           </w:p>
         </w:tc>
         <w:tc>
@@ -494,13 +556,16 @@
             <w:pPr>
               <w:jc w:val="right"/>
             </w:pPr>
-            <w:r>
-              <w:rPr>
-                <w:color w:val="16242B"/>
-                <w:sz w:val="20"/>
-              </w:rPr>
-              <w:t>7</w:t>
-            </w:r>
+            <w:hyperlink w:anchor="bm_4_1_Citas_de_hoy">
+              <w:r>
+                <w:rPr>
+                  <w:rFonts w:ascii="Carlito" w:hAnsi="Carlito"/>
+                  <w:sz w:val="20"/>
+                  <w:color w:val="16242B"/>
+                </w:rPr>
+                <w:t xml:space="preserve">6</w:t>
+              </w:r>
+            </w:hyperlink>
           </w:p>
         </w:tc>
       </w:tr>
@@ -510,14 +575,19 @@
             <w:tcW w:type="dxa" w:w="4873"/>
           </w:tcPr>
           <w:p>
-            <w:r>
-              <w:rPr>
-                <w:b w:val="0"/>
-                <w:color w:val="16242B"/>
-                <w:sz w:val="20"/>
-              </w:rPr>
-              <w:t xml:space="preserve">    5. Gestantes</w:t>
-            </w:r>
+            <w:pPr>
+              <w:spacing w:after="60" w:line="288" w:lineRule="auto"/>
+            </w:pPr>
+            <w:hyperlink w:anchor="bm_5__Gestantes">
+              <w:r>
+                <w:rPr>
+                  <w:rFonts w:ascii="Carlito" w:hAnsi="Carlito"/>
+                  <w:sz w:val="20"/>
+                  <w:color w:val="16242B"/>
+                </w:rPr>
+                <w:t xml:space="preserve">        5. Gestantes</w:t>
+              </w:r>
+            </w:hyperlink>
           </w:p>
         </w:tc>
         <w:tc>
@@ -528,13 +598,16 @@
             <w:pPr>
               <w:jc w:val="right"/>
             </w:pPr>
-            <w:r>
-              <w:rPr>
-                <w:color w:val="16242B"/>
-                <w:sz w:val="20"/>
-              </w:rPr>
-              <w:t>8</w:t>
-            </w:r>
+            <w:hyperlink w:anchor="bm_5__Gestantes">
+              <w:r>
+                <w:rPr>
+                  <w:rFonts w:ascii="Carlito" w:hAnsi="Carlito"/>
+                  <w:sz w:val="20"/>
+                  <w:color w:val="16242B"/>
+                </w:rPr>
+                <w:t xml:space="preserve">7</w:t>
+              </w:r>
+            </w:hyperlink>
           </w:p>
         </w:tc>
       </w:tr>
@@ -544,14 +617,19 @@
             <w:tcW w:type="dxa" w:w="4873"/>
           </w:tcPr>
           <w:p>
-            <w:r>
-              <w:rPr>
-                <w:b w:val="0"/>
-                <w:color w:val="16242B"/>
-                <w:sz w:val="20"/>
-              </w:rPr>
-              <w:t xml:space="preserve">    5.1 Registrar una nueva gestante</w:t>
-            </w:r>
+            <w:pPr>
+              <w:spacing w:after="60" w:line="288" w:lineRule="auto"/>
+            </w:pPr>
+            <w:hyperlink w:anchor="bm_5_1_Registrar_una_nueva_gestante">
+              <w:r>
+                <w:rPr>
+                  <w:rFonts w:ascii="Carlito" w:hAnsi="Carlito"/>
+                  <w:sz w:val="20"/>
+                  <w:color w:val="16242B"/>
+                </w:rPr>
+                <w:t xml:space="preserve">        5.1 Registrar una nueva gestante</w:t>
+              </w:r>
+            </w:hyperlink>
           </w:p>
         </w:tc>
         <w:tc>
@@ -562,13 +640,16 @@
             <w:pPr>
               <w:jc w:val="right"/>
             </w:pPr>
-            <w:r>
-              <w:rPr>
-                <w:color w:val="16242B"/>
-                <w:sz w:val="20"/>
-              </w:rPr>
-              <w:t>9</w:t>
-            </w:r>
+            <w:hyperlink w:anchor="bm_5_1_Registrar_una_nueva_gestante">
+              <w:r>
+                <w:rPr>
+                  <w:rFonts w:ascii="Carlito" w:hAnsi="Carlito"/>
+                  <w:sz w:val="20"/>
+                  <w:color w:val="16242B"/>
+                </w:rPr>
+                <w:t xml:space="preserve">8</w:t>
+              </w:r>
+            </w:hyperlink>
           </w:p>
         </w:tc>
       </w:tr>
@@ -578,14 +659,19 @@
             <w:tcW w:type="dxa" w:w="4873"/>
           </w:tcPr>
           <w:p>
-            <w:r>
-              <w:rPr>
-                <w:b w:val="0"/>
-                <w:color w:val="16242B"/>
-                <w:sz w:val="20"/>
-              </w:rPr>
-              <w:t xml:space="preserve">    6. Agenda de citas</w:t>
-            </w:r>
+            <w:pPr>
+              <w:spacing w:after="60" w:line="288" w:lineRule="auto"/>
+            </w:pPr>
+            <w:hyperlink w:anchor="bm_6__Agenda_de_citas">
+              <w:r>
+                <w:rPr>
+                  <w:rFonts w:ascii="Carlito" w:hAnsi="Carlito"/>
+                  <w:sz w:val="20"/>
+                  <w:color w:val="16242B"/>
+                </w:rPr>
+                <w:t xml:space="preserve">        6. Agenda de citas</w:t>
+              </w:r>
+            </w:hyperlink>
           </w:p>
         </w:tc>
         <w:tc>
@@ -596,13 +682,16 @@
             <w:pPr>
               <w:jc w:val="right"/>
             </w:pPr>
-            <w:r>
-              <w:rPr>
-                <w:color w:val="16242B"/>
-                <w:sz w:val="20"/>
-              </w:rPr>
-              <w:t>10</w:t>
-            </w:r>
+            <w:hyperlink w:anchor="bm_6__Agenda_de_citas">
+              <w:r>
+                <w:rPr>
+                  <w:rFonts w:ascii="Carlito" w:hAnsi="Carlito"/>
+                  <w:sz w:val="20"/>
+                  <w:color w:val="16242B"/>
+                </w:rPr>
+                <w:t xml:space="preserve">9</w:t>
+              </w:r>
+            </w:hyperlink>
           </w:p>
         </w:tc>
       </w:tr>
@@ -612,14 +701,19 @@
             <w:tcW w:type="dxa" w:w="4873"/>
           </w:tcPr>
           <w:p>
-            <w:r>
-              <w:rPr>
-                <w:b w:val="0"/>
-                <w:color w:val="16242B"/>
-                <w:sz w:val="20"/>
-              </w:rPr>
-              <w:t xml:space="preserve">    7. Reportes e indicadores</w:t>
-            </w:r>
+            <w:pPr>
+              <w:spacing w:after="60" w:line="288" w:lineRule="auto"/>
+            </w:pPr>
+            <w:hyperlink w:anchor="bm_7__Reportes_e_indicadores">
+              <w:r>
+                <w:rPr>
+                  <w:rFonts w:ascii="Carlito" w:hAnsi="Carlito"/>
+                  <w:sz w:val="20"/>
+                  <w:color w:val="16242B"/>
+                </w:rPr>
+                <w:t xml:space="preserve">        7. Reportes e indicadores</w:t>
+              </w:r>
+            </w:hyperlink>
           </w:p>
         </w:tc>
         <w:tc>
@@ -630,13 +724,16 @@
             <w:pPr>
               <w:jc w:val="right"/>
             </w:pPr>
-            <w:r>
-              <w:rPr>
-                <w:color w:val="16242B"/>
-                <w:sz w:val="20"/>
-              </w:rPr>
-              <w:t>11</w:t>
-            </w:r>
+            <w:hyperlink w:anchor="bm_7__Reportes_e_indicadores">
+              <w:r>
+                <w:rPr>
+                  <w:rFonts w:ascii="Carlito" w:hAnsi="Carlito"/>
+                  <w:sz w:val="20"/>
+                  <w:color w:val="16242B"/>
+                </w:rPr>
+                <w:t xml:space="preserve">10</w:t>
+              </w:r>
+            </w:hyperlink>
           </w:p>
         </w:tc>
       </w:tr>
@@ -646,14 +743,19 @@
             <w:tcW w:type="dxa" w:w="4873"/>
           </w:tcPr>
           <w:p>
-            <w:r>
-              <w:rPr>
-                <w:b w:val="0"/>
-                <w:color w:val="16242B"/>
-                <w:sz w:val="20"/>
-              </w:rPr>
-              <w:t xml:space="preserve">    7.1 Exportar reportes</w:t>
-            </w:r>
+            <w:pPr>
+              <w:spacing w:after="60" w:line="288" w:lineRule="auto"/>
+            </w:pPr>
+            <w:hyperlink w:anchor="bm_7_1_Exportar_reportes">
+              <w:r>
+                <w:rPr>
+                  <w:rFonts w:ascii="Carlito" w:hAnsi="Carlito"/>
+                  <w:sz w:val="20"/>
+                  <w:color w:val="16242B"/>
+                </w:rPr>
+                <w:t xml:space="preserve">        7.1 Exportar reportes</w:t>
+              </w:r>
+            </w:hyperlink>
           </w:p>
         </w:tc>
         <w:tc>
@@ -664,13 +766,16 @@
             <w:pPr>
               <w:jc w:val="right"/>
             </w:pPr>
-            <w:r>
-              <w:rPr>
-                <w:color w:val="16242B"/>
-                <w:sz w:val="20"/>
-              </w:rPr>
-              <w:t>12</w:t>
-            </w:r>
+            <w:hyperlink w:anchor="bm_7_1_Exportar_reportes">
+              <w:r>
+                <w:rPr>
+                  <w:rFonts w:ascii="Carlito" w:hAnsi="Carlito"/>
+                  <w:sz w:val="20"/>
+                  <w:color w:val="16242B"/>
+                </w:rPr>
+                <w:t xml:space="preserve">11</w:t>
+              </w:r>
+            </w:hyperlink>
           </w:p>
         </w:tc>
       </w:tr>
@@ -680,14 +785,19 @@
             <w:tcW w:type="dxa" w:w="4873"/>
           </w:tcPr>
           <w:p>
-            <w:r>
-              <w:rPr>
-                <w:b w:val="0"/>
-                <w:color w:val="16242B"/>
-                <w:sz w:val="20"/>
-              </w:rPr>
-              <w:t xml:space="preserve">    8. Chat con gestantes</w:t>
-            </w:r>
+            <w:pPr>
+              <w:spacing w:after="60" w:line="288" w:lineRule="auto"/>
+            </w:pPr>
+            <w:hyperlink w:anchor="bm_8__Chat_con_gestantes">
+              <w:r>
+                <w:rPr>
+                  <w:rFonts w:ascii="Carlito" w:hAnsi="Carlito"/>
+                  <w:sz w:val="20"/>
+                  <w:color w:val="16242B"/>
+                </w:rPr>
+                <w:t xml:space="preserve">        8. Chat con gestantes</w:t>
+              </w:r>
+            </w:hyperlink>
           </w:p>
         </w:tc>
         <w:tc>
@@ -698,13 +808,16 @@
             <w:pPr>
               <w:jc w:val="right"/>
             </w:pPr>
-            <w:r>
-              <w:rPr>
-                <w:color w:val="16242B"/>
-                <w:sz w:val="20"/>
-              </w:rPr>
-              <w:t>13</w:t>
-            </w:r>
+            <w:hyperlink w:anchor="bm_8__Chat_con_gestantes">
+              <w:r>
+                <w:rPr>
+                  <w:rFonts w:ascii="Carlito" w:hAnsi="Carlito"/>
+                  <w:sz w:val="20"/>
+                  <w:color w:val="16242B"/>
+                </w:rPr>
+                <w:t xml:space="preserve">12</w:t>
+              </w:r>
+            </w:hyperlink>
           </w:p>
         </w:tc>
       </w:tr>
@@ -714,14 +827,19 @@
             <w:tcW w:type="dxa" w:w="4873"/>
           </w:tcPr>
           <w:p>
-            <w:r>
-              <w:rPr>
-                <w:b w:val="0"/>
-                <w:color w:val="16242B"/>
-                <w:sz w:val="20"/>
-              </w:rPr>
-              <w:t xml:space="preserve">    9. Mi perfil</w:t>
-            </w:r>
+            <w:pPr>
+              <w:spacing w:after="60" w:line="288" w:lineRule="auto"/>
+            </w:pPr>
+            <w:hyperlink w:anchor="bm_9__Mi_perfil">
+              <w:r>
+                <w:rPr>
+                  <w:rFonts w:ascii="Carlito" w:hAnsi="Carlito"/>
+                  <w:sz w:val="20"/>
+                  <w:color w:val="16242B"/>
+                </w:rPr>
+                <w:t xml:space="preserve">        9. Mi perfil</w:t>
+              </w:r>
+            </w:hyperlink>
           </w:p>
         </w:tc>
         <w:tc>
@@ -732,13 +850,16 @@
             <w:pPr>
               <w:jc w:val="right"/>
             </w:pPr>
-            <w:r>
-              <w:rPr>
-                <w:color w:val="16242B"/>
-                <w:sz w:val="20"/>
-              </w:rPr>
-              <w:t>14</w:t>
-            </w:r>
+            <w:hyperlink w:anchor="bm_9__Mi_perfil">
+              <w:r>
+                <w:rPr>
+                  <w:rFonts w:ascii="Carlito" w:hAnsi="Carlito"/>
+                  <w:sz w:val="20"/>
+                  <w:color w:val="16242B"/>
+                </w:rPr>
+                <w:t xml:space="preserve">13</w:t>
+              </w:r>
+            </w:hyperlink>
           </w:p>
         </w:tc>
       </w:tr>
@@ -748,14 +869,20 @@
             <w:tcW w:type="dxa" w:w="4873"/>
           </w:tcPr>
           <w:p>
-            <w:r>
-              <w:rPr>
-                <w:b/>
-                <w:color w:val="0C8174"/>
-                <w:sz w:val="22"/>
-              </w:rPr>
-              <w:t>Solución de problemas</w:t>
-            </w:r>
+            <w:pPr>
+              <w:spacing w:after="60" w:line="288" w:lineRule="auto"/>
+            </w:pPr>
+            <w:hyperlink w:anchor="bm_Soluci_n_de_problemas">
+              <w:r>
+                <w:rPr>
+                  <w:rFonts w:ascii="Carlito" w:hAnsi="Carlito"/>
+                  <w:sz w:val="22"/>
+                  <w:b/>
+                  <w:color w:val="2C6EA8"/>
+                </w:rPr>
+                <w:t xml:space="preserve">Solución de problemas</w:t>
+              </w:r>
+            </w:hyperlink>
           </w:p>
         </w:tc>
         <w:tc>
@@ -766,13 +893,16 @@
             <w:pPr>
               <w:jc w:val="right"/>
             </w:pPr>
-            <w:r>
-              <w:rPr>
-                <w:color w:val="16242B"/>
-                <w:sz w:val="20"/>
-              </w:rPr>
-              <w:t>16</w:t>
-            </w:r>
+            <w:hyperlink w:anchor="bm_Soluci_n_de_problemas">
+              <w:r>
+                <w:rPr>
+                  <w:rFonts w:ascii="Carlito" w:hAnsi="Carlito"/>
+                  <w:sz w:val="20"/>
+                  <w:color w:val="16242B"/>
+                </w:rPr>
+                <w:t xml:space="preserve">14</w:t>
+              </w:r>
+            </w:hyperlink>
           </w:p>
         </w:tc>
       </w:tr>
@@ -782,14 +912,20 @@
             <w:tcW w:type="dxa" w:w="4873"/>
           </w:tcPr>
           <w:p>
-            <w:r>
-              <w:rPr>
-                <w:b/>
-                <w:color w:val="0C8174"/>
-                <w:sz w:val="22"/>
-              </w:rPr>
-              <w:t>Preguntas frecuentes</w:t>
-            </w:r>
+            <w:pPr>
+              <w:spacing w:after="60" w:line="288" w:lineRule="auto"/>
+            </w:pPr>
+            <w:hyperlink w:anchor="bm_Preguntas_frecuentes">
+              <w:r>
+                <w:rPr>
+                  <w:rFonts w:ascii="Carlito" w:hAnsi="Carlito"/>
+                  <w:sz w:val="22"/>
+                  <w:b/>
+                  <w:color w:val="2C6EA8"/>
+                </w:rPr>
+                <w:t xml:space="preserve">Preguntas frecuentes</w:t>
+              </w:r>
+            </w:hyperlink>
           </w:p>
         </w:tc>
         <w:tc>
@@ -800,13 +936,16 @@
             <w:pPr>
               <w:jc w:val="right"/>
             </w:pPr>
-            <w:r>
-              <w:rPr>
-                <w:color w:val="16242B"/>
-                <w:sz w:val="20"/>
-              </w:rPr>
-              <w:t>16</w:t>
-            </w:r>
+            <w:hyperlink w:anchor="bm_Preguntas_frecuentes">
+              <w:r>
+                <w:rPr>
+                  <w:rFonts w:ascii="Carlito" w:hAnsi="Carlito"/>
+                  <w:sz w:val="20"/>
+                  <w:color w:val="16242B"/>
+                </w:rPr>
+                <w:t xml:space="preserve">15</w:t>
+              </w:r>
+            </w:hyperlink>
           </w:p>
         </w:tc>
       </w:tr>
@@ -816,14 +955,20 @@
             <w:tcW w:type="dxa" w:w="4873"/>
           </w:tcPr>
           <w:p>
-            <w:r>
-              <w:rPr>
-                <w:b/>
-                <w:color w:val="0C8174"/>
-                <w:sz w:val="22"/>
-              </w:rPr>
-              <w:t>Glosario</w:t>
-            </w:r>
+            <w:pPr>
+              <w:spacing w:after="60" w:line="288" w:lineRule="auto"/>
+            </w:pPr>
+            <w:hyperlink w:anchor="bm_Glosario">
+              <w:r>
+                <w:rPr>
+                  <w:rFonts w:ascii="Carlito" w:hAnsi="Carlito"/>
+                  <w:sz w:val="22"/>
+                  <w:b/>
+                  <w:color w:val="2C6EA8"/>
+                </w:rPr>
+                <w:t xml:space="preserve">Glosario</w:t>
+              </w:r>
+            </w:hyperlink>
           </w:p>
         </w:tc>
         <w:tc>
@@ -834,13 +979,16 @@
             <w:pPr>
               <w:jc w:val="right"/>
             </w:pPr>
-            <w:r>
-              <w:rPr>
-                <w:color w:val="16242B"/>
-                <w:sz w:val="20"/>
-              </w:rPr>
-              <w:t>16</w:t>
-            </w:r>
+            <w:hyperlink w:anchor="bm_Glosario">
+              <w:r>
+                <w:rPr>
+                  <w:rFonts w:ascii="Carlito" w:hAnsi="Carlito"/>
+                  <w:sz w:val="20"/>
+                  <w:color w:val="16242B"/>
+                </w:rPr>
+                <w:t xml:space="preserve">15</w:t>
+              </w:r>
+            </w:hyperlink>
           </w:p>
         </w:tc>
       </w:tr>
@@ -850,14 +998,20 @@
             <w:tcW w:type="dxa" w:w="4873"/>
           </w:tcPr>
           <w:p>
-            <w:r>
-              <w:rPr>
-                <w:b/>
-                <w:color w:val="0C8174"/>
-                <w:sz w:val="22"/>
-              </w:rPr>
-              <w:t>Soporte y contacto</w:t>
-            </w:r>
+            <w:pPr>
+              <w:spacing w:after="60" w:line="288" w:lineRule="auto"/>
+            </w:pPr>
+            <w:hyperlink w:anchor="bm_Soporte_y_contacto">
+              <w:r>
+                <w:rPr>
+                  <w:rFonts w:ascii="Carlito" w:hAnsi="Carlito"/>
+                  <w:sz w:val="22"/>
+                  <w:b/>
+                  <w:color w:val="2C6EA8"/>
+                </w:rPr>
+                <w:t xml:space="preserve">Soporte y contacto</w:t>
+              </w:r>
+            </w:hyperlink>
           </w:p>
         </w:tc>
         <w:tc>
@@ -868,13 +1022,16 @@
             <w:pPr>
               <w:jc w:val="right"/>
             </w:pPr>
-            <w:r>
-              <w:rPr>
-                <w:color w:val="16242B"/>
-                <w:sz w:val="20"/>
-              </w:rPr>
-              <w:t>17</w:t>
-            </w:r>
+            <w:hyperlink w:anchor="bm_Soporte_y_contacto">
+              <w:r>
+                <w:rPr>
+                  <w:rFonts w:ascii="Carlito" w:hAnsi="Carlito"/>
+                  <w:sz w:val="20"/>
+                  <w:color w:val="16242B"/>
+                </w:rPr>
+                <w:t xml:space="preserve">15</w:t>
+              </w:r>
+            </w:hyperlink>
           </w:p>
         </w:tc>
       </w:tr>
@@ -885,6 +1042,7 @@
       </w:r>
     </w:p>
     <w:p>
+      <w:bookmarkStart w:id="1002" w:name="bm_1__Introducci_n"/>
       <w:pPr>
         <w:pStyle w:val="Heading1"/>
         <w:pBdr>
@@ -894,6 +1052,7 @@
       <w:r>
         <w:t>1. Introducción</w:t>
       </w:r>
+      <w:bookmarkEnd w:id="1002"/>
     </w:p>
     <w:p>
       <w:pPr>
@@ -944,6 +1103,7 @@
       </w:r>
     </w:p>
     <w:p>
+      <w:bookmarkStart w:id="1003" w:name="bm_2__Antes_de_empezar"/>
       <w:pPr>
         <w:pStyle w:val="Heading1"/>
         <w:pBdr>
@@ -953,6 +1113,7 @@
       <w:r>
         <w:t>2. Antes de empezar</w:t>
       </w:r>
+      <w:bookmarkEnd w:id="1003"/>
     </w:p>
     <w:p>
       <w:pPr>
@@ -1100,11 +1261,12 @@
       </w:tr>
     </w:tbl>
     <w:p>
-      <w:r>
-        <w:br w:type="page"/>
-      </w:r>
+      <w:pPr>
+        <w:spacing w:after="200"/>
+      </w:pPr>
     </w:p>
     <w:p>
+      <w:bookmarkStart w:id="1004" w:name="bm_3__Acceso_al_sistema"/>
       <w:pPr>
         <w:pStyle w:val="Heading1"/>
         <w:pBdr>
@@ -1114,6 +1276,7 @@
       <w:r>
         <w:t>3. Acceso al sistema</w:t>
       </w:r>
+      <w:bookmarkEnd w:id="1004"/>
     </w:p>
     <w:p>
       <w:pPr>
@@ -1129,7 +1292,7 @@
         <w:spacing w:after="120" w:line="312" w:lineRule="auto"/>
       </w:pPr>
       <w:r>
-        <w:t>En el campo «DNI», escribe tu número de documento.</w:t>
+        <w:t>En el campo “DNI”, escribe tu número de documento.</w:t>
       </w:r>
     </w:p>
     <w:p>
@@ -1138,7 +1301,7 @@
         <w:spacing w:after="120" w:line="312" w:lineRule="auto"/>
       </w:pPr>
       <w:r>
-        <w:t>En el campo «Contraseña», escribe tu contraseña.</w:t>
+        <w:t>En el campo “Contraseña”, escribe tu contraseña.</w:t>
       </w:r>
     </w:p>
     <w:p>
@@ -1147,11 +1310,14 @@
         <w:spacing w:after="120" w:line="312" w:lineRule="auto"/>
       </w:pPr>
       <w:r>
-        <w:t>Toca el botón «Iniciar Sesión» para ingresar.</w:t>
+        <w:t>Toca el botón “Iniciar Sesión” para ingresar.</w:t>
       </w:r>
     </w:p>
     <w:p>
       <w:pPr>
+        <w:keepNext/>
+        <w:keepLines/>
+        <w:spacing w:before="80"/>
         <w:jc w:val="center"/>
       </w:pPr>
       <w:r>
@@ -1242,7 +1408,7 @@
                 <w:color w:val="16242B"/>
                 <w:sz w:val="20"/>
               </w:rPr>
-              <w:t>Durante el primer ingreso se mostrará el recorrido guiado «Conoce tu app», que puede repetirse en cualquier momento desde el perfil.</w:t>
+              <w:t>Durante el primer ingreso se mostrará el recorrido guiado “Conoce tu app”, que puede repetirse en cualquier momento desde el perfil.</w:t>
             </w:r>
           </w:p>
         </w:tc>
@@ -1254,17 +1420,19 @@
       </w:pPr>
     </w:p>
     <w:p>
-      <w:r>
-        <w:br w:type="page"/>
-      </w:r>
+      <w:pPr>
+        <w:spacing w:after="200"/>
+      </w:pPr>
     </w:p>
     <w:p>
+      <w:bookmarkStart w:id="1005" w:name="bm_4__Panel_de_inicio"/>
       <w:pPr>
         <w:pStyle w:val="Heading2"/>
       </w:pPr>
       <w:r>
         <w:t>4. Panel de inicio</w:t>
       </w:r>
+      <w:bookmarkEnd w:id="1005"/>
     </w:p>
     <w:p>
       <w:pPr>
@@ -1280,7 +1448,7 @@
         <w:spacing w:after="120" w:line="312" w:lineRule="auto"/>
       </w:pPr>
       <w:r>
-        <w:t>① Tarjetas con tus cifras del día: «Citas hoy», «Pacientes» y «Alertas». Toca cada una para ir a ese módulo.</w:t>
+        <w:t>① Tarjetas con tus cifras del día: “Citas hoy”, “Pacientes” y “Alertas”. Toca cada una para ir a ese módulo.</w:t>
       </w:r>
     </w:p>
     <w:p>
@@ -1289,11 +1457,14 @@
         <w:spacing w:after="120" w:line="312" w:lineRule="auto"/>
       </w:pPr>
       <w:r>
-        <w:t>② «Distribución de riesgo»: el semáforo de tus gestantes (bajo, medio y alto).</w:t>
+        <w:t>② “Distribución de riesgo”: el semáforo de tus gestantes (bajo, medio y alto).</w:t>
       </w:r>
     </w:p>
     <w:p>
       <w:pPr>
+        <w:keepNext/>
+        <w:keepLines/>
+        <w:spacing w:before="80"/>
         <w:jc w:val="center"/>
       </w:pPr>
       <w:r>
@@ -1396,12 +1567,14 @@
       </w:pPr>
     </w:p>
     <w:p>
+      <w:bookmarkStart w:id="1006" w:name="bm_4_1_Citas_de_hoy"/>
       <w:pPr>
         <w:pStyle w:val="Heading2"/>
       </w:pPr>
       <w:r>
         <w:t>4.1 Citas de hoy</w:t>
       </w:r>
+      <w:bookmarkEnd w:id="1006"/>
     </w:p>
     <w:p>
       <w:pPr>
@@ -1417,11 +1590,14 @@
         <w:spacing w:after="120" w:line="312" w:lineRule="auto"/>
       </w:pPr>
       <w:r>
-        <w:t>① Toca una cita para abrir la ficha de esa gestante; «Ver todas» abre la agenda completa.</w:t>
+        <w:t>① Toca una cita para abrir la ficha de esa gestante; “Ver todas” abre la agenda completa.</w:t>
       </w:r>
     </w:p>
     <w:p>
       <w:pPr>
+        <w:keepNext/>
+        <w:keepLines/>
+        <w:spacing w:before="80"/>
         <w:jc w:val="center"/>
       </w:pPr>
       <w:r>
@@ -1474,12 +1650,14 @@
       </w:r>
     </w:p>
     <w:p>
+      <w:bookmarkStart w:id="1007" w:name="bm_5__Gestantes"/>
       <w:pPr>
         <w:pStyle w:val="Heading2"/>
       </w:pPr>
       <w:r>
         <w:t>5. Gestantes</w:t>
       </w:r>
+      <w:bookmarkEnd w:id="1007"/>
     </w:p>
     <w:p>
       <w:pPr>
@@ -1509,6 +1687,9 @@
     </w:p>
     <w:p>
       <w:pPr>
+        <w:keepNext/>
+        <w:keepLines/>
+        <w:spacing w:before="80"/>
         <w:jc w:val="center"/>
       </w:pPr>
       <w:r>
@@ -1561,12 +1742,14 @@
       </w:r>
     </w:p>
     <w:p>
+      <w:bookmarkStart w:id="1008" w:name="bm_5_1_Registrar_una_nueva_gestante"/>
       <w:pPr>
         <w:pStyle w:val="Heading2"/>
       </w:pPr>
       <w:r>
         <w:t>5.1 Registrar una nueva gestante</w:t>
       </w:r>
+      <w:bookmarkEnd w:id="1008"/>
     </w:p>
     <w:p>
       <w:pPr>
@@ -1582,11 +1765,14 @@
         <w:spacing w:after="120" w:line="312" w:lineRule="auto"/>
       </w:pPr>
       <w:r>
-        <w:t>① Toca el botón «+» (Registrar nueva gestante). Se abre un formulario por pasos: identificación y DNI, embarazo actual (FUM), medidas y antecedentes, y contacto. Al finalizar, toca «Guardar».</w:t>
+        <w:t>① Toca el botón “+” (Registrar nueva gestante). Se abre un formulario por pasos: identificación y DNI, embarazo actual (FUM), medidas y antecedentes, y contacto. Al finalizar, toca “Guardar”.</w:t>
       </w:r>
     </w:p>
     <w:p>
       <w:pPr>
+        <w:keepNext/>
+        <w:keepLines/>
+        <w:spacing w:before="80"/>
         <w:jc w:val="center"/>
       </w:pPr>
       <w:r>
@@ -1689,12 +1875,14 @@
       </w:pPr>
     </w:p>
     <w:p>
+      <w:bookmarkStart w:id="1009" w:name="bm_6__Agenda_de_citas"/>
       <w:pPr>
         <w:pStyle w:val="Heading2"/>
       </w:pPr>
       <w:r>
         <w:t>6. Agenda de citas</w:t>
       </w:r>
+      <w:bookmarkEnd w:id="1009"/>
     </w:p>
     <w:p>
       <w:pPr>
@@ -1719,11 +1907,14 @@
         <w:spacing w:after="120" w:line="312" w:lineRule="auto"/>
       </w:pPr>
       <w:r>
-        <w:t>② Filtros «Hoy», «Próximas», «Historial» y «Todas» (con el número de citas de cada uno).</w:t>
+        <w:t>② Filtros “Hoy”, “Próximas”, “Historial” y “Todas” (con el número de citas de cada uno).</w:t>
       </w:r>
     </w:p>
     <w:p>
       <w:pPr>
+        <w:keepNext/>
+        <w:keepLines/>
+        <w:spacing w:before="80"/>
         <w:jc w:val="center"/>
       </w:pPr>
       <w:r>
@@ -1814,7 +2005,7 @@
                 <w:color w:val="16242B"/>
                 <w:sz w:val="20"/>
               </w:rPr>
-              <w:t>En cada cita puedes atenderla (flujo de 4 pasos: control, laboratorios, tamizajes y tratamiento), marcar «No asistió», aprobar o rechazar una reprogramación, o convertirla en visita domiciliaria.</w:t>
+              <w:t>En cada cita puedes atenderla (flujo de 4 pasos: control, laboratorios, tamizajes y tratamiento), marcar “No asistió”, aprobar o rechazar una reprogramación, o convertirla en visita domiciliaria.</w:t>
             </w:r>
           </w:p>
         </w:tc>
@@ -1826,12 +2017,14 @@
       </w:pPr>
     </w:p>
     <w:p>
+      <w:bookmarkStart w:id="1010" w:name="bm_7__Reportes_e_indicadores"/>
       <w:pPr>
         <w:pStyle w:val="Heading2"/>
       </w:pPr>
       <w:r>
         <w:t>7. Reportes e indicadores</w:t>
       </w:r>
+      <w:bookmarkEnd w:id="1010"/>
     </w:p>
     <w:p>
       <w:pPr>
@@ -1852,6 +2045,9 @@
     </w:p>
     <w:p>
       <w:pPr>
+        <w:keepNext/>
+        <w:keepLines/>
+        <w:spacing w:before="80"/>
         <w:jc w:val="center"/>
       </w:pPr>
       <w:r>
@@ -1904,12 +2100,14 @@
       </w:r>
     </w:p>
     <w:p>
+      <w:bookmarkStart w:id="1011" w:name="bm_7_1_Exportar_reportes"/>
       <w:pPr>
         <w:pStyle w:val="Heading2"/>
       </w:pPr>
       <w:r>
         <w:t>7.1 Exportar reportes</w:t>
       </w:r>
+      <w:bookmarkEnd w:id="1011"/>
     </w:p>
     <w:p>
       <w:pPr>
@@ -1925,7 +2123,7 @@
         <w:spacing w:after="120" w:line="312" w:lineRule="auto"/>
       </w:pPr>
       <w:r>
-        <w:t>① Toca «Excel» para descargar la hoja de cálculo completa.</w:t>
+        <w:t>① Toca “Excel” para descargar la hoja de cálculo completa.</w:t>
       </w:r>
     </w:p>
     <w:p>
@@ -1934,11 +2132,14 @@
         <w:spacing w:after="120" w:line="312" w:lineRule="auto"/>
       </w:pPr>
       <w:r>
-        <w:t>② Toca «PDF» para generar un reporte clínico listo para imprimir.</w:t>
+        <w:t>② Toca “PDF” para generar un reporte clínico listo para imprimir.</w:t>
       </w:r>
     </w:p>
     <w:p>
       <w:pPr>
+        <w:keepNext/>
+        <w:keepLines/>
+        <w:spacing w:before="80"/>
         <w:jc w:val="center"/>
       </w:pPr>
       <w:r>
@@ -1991,12 +2192,14 @@
       </w:r>
     </w:p>
     <w:p>
+      <w:bookmarkStart w:id="1012" w:name="bm_8__Chat_con_gestantes"/>
       <w:pPr>
         <w:pStyle w:val="Heading2"/>
       </w:pPr>
       <w:r>
         <w:t>8. Chat con gestantes</w:t>
       </w:r>
+      <w:bookmarkEnd w:id="1012"/>
     </w:p>
     <w:p>
       <w:pPr>
@@ -2017,6 +2220,9 @@
     </w:p>
     <w:p>
       <w:pPr>
+        <w:keepNext/>
+        <w:keepLines/>
+        <w:spacing w:before="80"/>
         <w:jc w:val="center"/>
       </w:pPr>
       <w:r>
@@ -2069,12 +2275,14 @@
       </w:r>
     </w:p>
     <w:p>
+      <w:bookmarkStart w:id="1013" w:name="bm_9__Mi_perfil"/>
       <w:pPr>
         <w:pStyle w:val="Heading2"/>
       </w:pPr>
       <w:r>
         <w:t>9. Mi perfil</w:t>
       </w:r>
+      <w:bookmarkEnd w:id="1013"/>
     </w:p>
     <w:p>
       <w:pPr>
@@ -2090,11 +2298,14 @@
         <w:spacing w:after="120" w:line="312" w:lineRule="auto"/>
       </w:pPr>
       <w:r>
-        <w:t>① «Conoce tu app»: repite el recorrido guiado cuando quieras.</w:t>
+        <w:t>① “Conoce tu app”: repite el recorrido guiado cuando quieras.</w:t>
       </w:r>
     </w:p>
     <w:p>
       <w:pPr>
+        <w:keepNext/>
+        <w:keepLines/>
+        <w:spacing w:before="80"/>
         <w:jc w:val="center"/>
       </w:pPr>
       <w:r>
@@ -2147,11 +2358,12 @@
       </w:r>
     </w:p>
     <w:p>
-      <w:r>
-        <w:br w:type="page"/>
-      </w:r>
+      <w:pPr>
+        <w:spacing w:after="200"/>
+      </w:pPr>
     </w:p>
     <w:p>
+      <w:bookmarkStart w:id="1014" w:name="bm_Soluci_n_de_problemas"/>
       <w:pPr>
         <w:pStyle w:val="Heading1"/>
         <w:pBdr>
@@ -2161,6 +2373,7 @@
       <w:r>
         <w:t>Solución de problemas</w:t>
       </w:r>
+      <w:bookmarkEnd w:id="1014"/>
     </w:p>
     <w:p>
       <w:pPr>
@@ -2211,6 +2424,7 @@
       </w:r>
     </w:p>
     <w:p>
+      <w:bookmarkStart w:id="1015" w:name="bm_Preguntas_frecuentes"/>
       <w:pPr>
         <w:pStyle w:val="Heading1"/>
         <w:pBdr>
@@ -2220,6 +2434,7 @@
       <w:r>
         <w:t>Preguntas frecuentes</w:t>
       </w:r>
+      <w:bookmarkEnd w:id="1015"/>
     </w:p>
     <w:p>
       <w:pPr>
@@ -2234,7 +2449,7 @@
         <w:jc w:val="both"/>
       </w:pPr>
       <w:r>
-        <w:t>Desde la Agenda, abre la cita y usa «Atender»: te guiará por control, laboratorios, tamizajes y tratamiento.</w:t>
+        <w:t>Desde la Agenda, abre la cita y usa “Atender”: te guiará por control, laboratorios, tamizajes y tratamiento.</w:t>
       </w:r>
     </w:p>
     <w:p>
@@ -2250,7 +2465,7 @@
         <w:jc w:val="both"/>
       </w:pPr>
       <w:r>
-        <w:t>Sí, desde el Chat usa «Mensaje masivo» y filtra por trimestre o riesgo.</w:t>
+        <w:t>Sí, desde el Chat usa “Mensaje masivo” y filtra por trimestre o riesgo.</w:t>
       </w:r>
     </w:p>
     <w:p>
@@ -2266,10 +2481,11 @@
         <w:jc w:val="both"/>
       </w:pPr>
       <w:r>
-        <w:t>En la pantalla de Reportes, sección «Indicadores MINSA / ENDES».</w:t>
+        <w:t>En la pantalla de Reportes, sección “Indicadores MINSA / ENDES”.</w:t>
       </w:r>
     </w:p>
     <w:p>
+      <w:bookmarkStart w:id="1016" w:name="bm_Glosario"/>
       <w:pPr>
         <w:pStyle w:val="Heading1"/>
         <w:pBdr>
@@ -2279,6 +2495,7 @@
       <w:r>
         <w:t>Glosario</w:t>
       </w:r>
+      <w:bookmarkEnd w:id="1016"/>
     </w:p>
     <w:p>
       <w:r>
@@ -2336,6 +2553,7 @@
       </w:r>
     </w:p>
     <w:p>
+      <w:bookmarkStart w:id="1017" w:name="bm_Soporte_y_contacto"/>
       <w:pPr>
         <w:pStyle w:val="Heading1"/>
         <w:pBdr>
@@ -2345,6 +2563,7 @@
       <w:r>
         <w:t>Soporte y contacto</w:t>
       </w:r>
+      <w:bookmarkEnd w:id="1017"/>
     </w:p>
     <w:p>
       <w:pPr>
@@ -2818,7 +3037,7 @@
       <w:spacing w:line="336" w:lineRule="auto" w:after="160" w:before="0"/>
     </w:pPr>
     <w:rPr>
-      <w:rFonts w:ascii="Calibri" w:hAnsi="Calibri"/>
+      <w:rFonts w:ascii="Carlito" w:hAnsi="Carlito"/>
       <w:color w:val="16242B"/>
       <w:sz w:val="22"/>
     </w:rPr>
@@ -2882,7 +3101,7 @@
       <w:outlineLvl w:val="0"/>
     </w:pPr>
     <w:rPr>
-      <w:rFonts w:asciiTheme="majorHAnsi" w:eastAsiaTheme="majorEastAsia" w:hAnsiTheme="majorHAnsi" w:cstheme="majorBidi" w:ascii="Calibri" w:hAnsi="Calibri"/>
+      <w:rFonts w:asciiTheme="majorHAnsi" w:eastAsiaTheme="majorEastAsia" w:hAnsiTheme="majorHAnsi" w:cstheme="majorBidi" w:ascii="Carlito" w:hAnsi="Carlito"/>
       <w:b/>
       <w:bCs/>
       <w:i w:val="0"/>
@@ -2907,7 +3126,7 @@
       <w:outlineLvl w:val="1"/>
     </w:pPr>
     <w:rPr>
-      <w:rFonts w:asciiTheme="majorHAnsi" w:eastAsiaTheme="majorEastAsia" w:hAnsiTheme="majorHAnsi" w:cstheme="majorBidi" w:ascii="Calibri" w:hAnsi="Calibri"/>
+      <w:rFonts w:asciiTheme="majorHAnsi" w:eastAsiaTheme="majorEastAsia" w:hAnsiTheme="majorHAnsi" w:cstheme="majorBidi" w:ascii="Carlito" w:hAnsi="Carlito"/>
       <w:b/>
       <w:bCs/>
       <w:i w:val="0"/>
@@ -2932,7 +3151,7 @@
       <w:outlineLvl w:val="2"/>
     </w:pPr>
     <w:rPr>
-      <w:rFonts w:asciiTheme="majorHAnsi" w:eastAsiaTheme="majorEastAsia" w:hAnsiTheme="majorHAnsi" w:cstheme="majorBidi" w:ascii="Calibri" w:hAnsi="Calibri"/>
+      <w:rFonts w:asciiTheme="majorHAnsi" w:eastAsiaTheme="majorEastAsia" w:hAnsiTheme="majorHAnsi" w:cstheme="majorBidi" w:ascii="Carlito" w:hAnsi="Carlito"/>
       <w:b/>
       <w:bCs/>
       <w:i w:val="0"/>

--- a/docs/manual/build/manual_usuario_obstetra_vitmaterna_movil.docx
+++ b/docs/manual/build/manual_usuario_obstetra_vitmaterna_movil.docx
@@ -179,6 +179,9 @@
         <w:jc w:val="both"/>
       </w:pPr>
       <w:r>
+        <w:rPr>
+          <w:sz w:val="22"/>
+        </w:rPr>
         <w:t>Este documento es el manual de usuario oficial de la aplicación móvil VITMATERNA, plataforma de seguimiento de salud prenatal. Se entrega con fines de capacitación y uso del sistema.</w:t>
       </w:r>
     </w:p>
@@ -187,6 +190,9 @@
         <w:jc w:val="both"/>
       </w:pPr>
       <w:r>
+        <w:rPr>
+          <w:sz w:val="22"/>
+        </w:rPr>
         <w:t>La información que aparece en las capturas corresponde a datos de demostración y no representa a personas reales. El manejo de datos de salud se realiza conforme a la normativa de protección de datos personales vigente.</w:t>
       </w:r>
     </w:p>
@@ -1067,6 +1073,9 @@
         <w:jc w:val="both"/>
       </w:pPr>
       <w:r>
+        <w:rPr>
+          <w:sz w:val="22"/>
+        </w:rPr>
         <w:t>VITMATERNA es la plataforma con la que acompañas y haces seguimiento a tus gestantes: revisas tu panel del día, gestionas a tus pacientes y sus historias clínicas, organizas tu agenda de citas, consultas reportes e indicadores MINSA, y te comunicas por chat con tus gestantes.</w:t>
       </w:r>
     </w:p>
@@ -1083,6 +1092,9 @@
         <w:jc w:val="both"/>
       </w:pPr>
       <w:r>
+        <w:rPr>
+          <w:sz w:val="22"/>
+        </w:rPr>
         <w:t>Este manual está dirigido al personal obstétrico y tiene como objetivo guiar el uso de la aplicación en la atención y el seguimiento prenatal, mediante instrucciones paso a paso acompañadas de capturas de pantalla.</w:t>
       </w:r>
     </w:p>
@@ -1099,6 +1111,9 @@
         <w:jc w:val="both"/>
       </w:pPr>
       <w:r>
+        <w:rPr>
+          <w:sz w:val="22"/>
+        </w:rPr>
         <w:t>El documento abarca el panel de inicio, la gestión de gestantes y su ficha clínica, la agenda de citas, los reportes e indicadores, la comunicación por chat y la administración del perfil.</w:t>
       </w:r>
     </w:p>
@@ -1128,6 +1143,9 @@
         <w:jc w:val="both"/>
       </w:pPr>
       <w:r>
+        <w:rPr>
+          <w:sz w:val="22"/>
+        </w:rPr>
         <w:t>Para utilizar la aplicación es necesario contar con:</w:t>
       </w:r>
     </w:p>
@@ -1137,6 +1155,9 @@
         <w:spacing w:after="80" w:line="312" w:lineRule="auto"/>
       </w:pPr>
       <w:r>
+        <w:rPr>
+          <w:sz w:val="22"/>
+        </w:rPr>
         <w:t>Un teléfono móvil con sistema operativo Android o iOS (iPhone).</w:t>
       </w:r>
     </w:p>
@@ -1146,6 +1167,9 @@
         <w:spacing w:after="80" w:line="312" w:lineRule="auto"/>
       </w:pPr>
       <w:r>
+        <w:rPr>
+          <w:sz w:val="22"/>
+        </w:rPr>
         <w:t>Conexión a internet (datos móviles o red wifi).</w:t>
       </w:r>
     </w:p>
@@ -1155,6 +1179,9 @@
         <w:spacing w:after="80" w:line="312" w:lineRule="auto"/>
       </w:pPr>
       <w:r>
+        <w:rPr>
+          <w:sz w:val="22"/>
+        </w:rPr>
         <w:t>Las credenciales de acceso: número de DNI y contraseña.</w:t>
       </w:r>
     </w:p>
@@ -1171,13 +1198,18 @@
         <w:jc w:val="both"/>
       </w:pPr>
       <w:r>
+        <w:rPr>
+          <w:sz w:val="22"/>
+        </w:rPr>
         <w:t>En las imágenes verás marcas numeradas y recuadros que indican exactamente de qué elemento se habla y en qué orden usarlo:</w:t>
       </w:r>
     </w:p>
     <w:tbl>
       <w:tblPr>
-        <w:tblStyle w:val="LightGrid-Accent1"/>
+        <w:tblStyle w:val="TableGrid"/>
         <w:tblW w:type="auto" w:w="0"/>
+        <w:jc w:val="center"/>
+        <w:tblLayout w:type="fixed"/>
         <w:tblLook w:firstColumn="1" w:firstRow="1" w:lastColumn="0" w:lastRow="0" w:noHBand="0" w:noVBand="1" w:val="04A0"/>
       </w:tblPr>
       <w:tblGrid>
@@ -1187,24 +1219,51 @@
       <w:tr>
         <w:tc>
           <w:tcPr>
-            <w:tcW w:type="dxa" w:w="4873"/>
+            <w:tcW w:type="dxa" w:w="2835"/>
+            <w:tcMar>
+              <w:top w:w="60" w:type="dxa"/>
+              <w:bottom w:w="60" w:type="dxa"/>
+              <w:start w:w="120" w:type="dxa"/>
+              <w:end w:w="120" w:type="dxa"/>
+            </w:tcMar>
+            <w:shd w:val="clear" w:fill="2C6EA8"/>
           </w:tcPr>
           <w:p>
+            <w:pPr>
+              <w:spacing w:after="0"/>
+            </w:pPr>
             <w:r>
               <w:rPr>
                 <w:b/>
+                <w:color w:val="FFFFFF"/>
+                <w:sz w:val="20"/>
               </w:rPr>
-              <w:t>① ② ③</w:t>
+              <w:t>Elemento</w:t>
             </w:r>
           </w:p>
         </w:tc>
         <w:tc>
           <w:tcPr>
-            <w:tcW w:type="dxa" w:w="4873"/>
+            <w:tcW w:type="dxa" w:w="6576"/>
+            <w:tcMar>
+              <w:top w:w="60" w:type="dxa"/>
+              <w:bottom w:w="60" w:type="dxa"/>
+              <w:start w:w="120" w:type="dxa"/>
+              <w:end w:w="120" w:type="dxa"/>
+            </w:tcMar>
+            <w:shd w:val="clear" w:fill="2C6EA8"/>
           </w:tcPr>
           <w:p>
+            <w:pPr>
+              <w:spacing w:after="0"/>
+            </w:pPr>
             <w:r>
-              <w:t>Marca de paso: el número indica el orden en que debes tocar cada elemento.</w:t>
+              <w:rPr>
+                <w:b/>
+                <w:color w:val="FFFFFF"/>
+                <w:sz w:val="20"/>
+              </w:rPr>
+              <w:t>Significado</w:t>
             </w:r>
           </w:p>
         </w:tc>
@@ -1212,24 +1271,48 @@
       <w:tr>
         <w:tc>
           <w:tcPr>
-            <w:tcW w:type="dxa" w:w="4873"/>
+            <w:tcW w:type="dxa" w:w="2835"/>
+            <w:tcMar>
+              <w:top w:w="60" w:type="dxa"/>
+              <w:bottom w:w="60" w:type="dxa"/>
+              <w:start w:w="120" w:type="dxa"/>
+              <w:end w:w="120" w:type="dxa"/>
+            </w:tcMar>
           </w:tcPr>
           <w:p>
+            <w:pPr>
+              <w:spacing w:after="0"/>
+            </w:pPr>
             <w:r>
               <w:rPr>
                 <w:b/>
+                <w:color w:val="16242B"/>
+                <w:sz w:val="20"/>
               </w:rPr>
-              <w:t>Recuadro rojo</w:t>
+              <w:t>①  ②  ③</w:t>
             </w:r>
           </w:p>
         </w:tc>
         <w:tc>
           <w:tcPr>
-            <w:tcW w:type="dxa" w:w="4873"/>
+            <w:tcW w:type="dxa" w:w="6576"/>
+            <w:tcMar>
+              <w:top w:w="60" w:type="dxa"/>
+              <w:bottom w:w="60" w:type="dxa"/>
+              <w:start w:w="120" w:type="dxa"/>
+              <w:end w:w="120" w:type="dxa"/>
+            </w:tcMar>
           </w:tcPr>
           <w:p>
+            <w:pPr>
+              <w:spacing w:after="0"/>
+            </w:pPr>
             <w:r>
-              <w:t>Resalta el botón, la tarjeta o el campo que se está explicando.</w:t>
+              <w:rPr>
+                <w:color w:val="16242B"/>
+                <w:sz w:val="20"/>
+              </w:rPr>
+              <w:t>Marca de paso: indica el orden en que debes tocar cada elemento.</w:t>
             </w:r>
           </w:p>
         </w:tc>
@@ -1237,12 +1320,72 @@
       <w:tr>
         <w:tc>
           <w:tcPr>
-            <w:tcW w:type="dxa" w:w="4873"/>
+            <w:tcW w:type="dxa" w:w="2835"/>
+            <w:tcMar>
+              <w:top w:w="60" w:type="dxa"/>
+              <w:bottom w:w="60" w:type="dxa"/>
+              <w:start w:w="120" w:type="dxa"/>
+              <w:end w:w="120" w:type="dxa"/>
+            </w:tcMar>
           </w:tcPr>
           <w:p>
+            <w:pPr>
+              <w:spacing w:after="0"/>
+            </w:pPr>
             <w:r>
               <w:rPr>
                 <w:b/>
+                <w:color w:val="16242B"/>
+                <w:sz w:val="20"/>
+              </w:rPr>
+              <w:t>Recuadro de color</w:t>
+            </w:r>
+          </w:p>
+        </w:tc>
+        <w:tc>
+          <w:tcPr>
+            <w:tcW w:type="dxa" w:w="6576"/>
+            <w:tcMar>
+              <w:top w:w="60" w:type="dxa"/>
+              <w:bottom w:w="60" w:type="dxa"/>
+              <w:start w:w="120" w:type="dxa"/>
+              <w:end w:w="120" w:type="dxa"/>
+            </w:tcMar>
+          </w:tcPr>
+          <w:p>
+            <w:pPr>
+              <w:spacing w:after="0"/>
+            </w:pPr>
+            <w:r>
+              <w:rPr>
+                <w:color w:val="16242B"/>
+                <w:sz w:val="20"/>
+              </w:rPr>
+              <w:t>Resalta el botón, la tarjeta o el campo que se explica.</w:t>
+            </w:r>
+          </w:p>
+        </w:tc>
+      </w:tr>
+      <w:tr>
+        <w:tc>
+          <w:tcPr>
+            <w:tcW w:type="dxa" w:w="2835"/>
+            <w:tcMar>
+              <w:top w:w="60" w:type="dxa"/>
+              <w:bottom w:w="60" w:type="dxa"/>
+              <w:start w:w="120" w:type="dxa"/>
+              <w:end w:w="120" w:type="dxa"/>
+            </w:tcMar>
+          </w:tcPr>
+          <w:p>
+            <w:pPr>
+              <w:spacing w:after="0"/>
+            </w:pPr>
+            <w:r>
+              <w:rPr>
+                <w:b/>
+                <w:color w:val="16242B"/>
+                <w:sz w:val="20"/>
               </w:rPr>
               <w:t>Nota / Importante / Atención</w:t>
             </w:r>
@@ -1250,11 +1393,24 @@
         </w:tc>
         <w:tc>
           <w:tcPr>
-            <w:tcW w:type="dxa" w:w="4873"/>
+            <w:tcW w:type="dxa" w:w="6576"/>
+            <w:tcMar>
+              <w:top w:w="60" w:type="dxa"/>
+              <w:bottom w:w="60" w:type="dxa"/>
+              <w:start w:w="120" w:type="dxa"/>
+              <w:end w:w="120" w:type="dxa"/>
+            </w:tcMar>
           </w:tcPr>
           <w:p>
+            <w:pPr>
+              <w:spacing w:after="0"/>
+            </w:pPr>
             <w:r>
-              <w:t>Avisos con información útil o advertencias a tener en cuenta.</w:t>
+              <w:rPr>
+                <w:color w:val="16242B"/>
+                <w:sz w:val="20"/>
+              </w:rPr>
+              <w:t>Avisos con información útil o advertencias importantes.</w:t>
             </w:r>
           </w:p>
         </w:tc>
@@ -1283,6 +1439,9 @@
         <w:jc w:val="both"/>
       </w:pPr>
       <w:r>
+        <w:rPr>
+          <w:sz w:val="22"/>
+        </w:rPr>
         <w:t>Al abrir la aplicación se muestra la pantalla de inicio de sesión. Ingresa tus credenciales para acceder a tu cuenta:</w:t>
       </w:r>
     </w:p>
@@ -1292,7 +1451,23 @@
         <w:spacing w:after="120" w:line="312" w:lineRule="auto"/>
       </w:pPr>
       <w:r>
-        <w:t>En el campo “DNI”, escribe tu número de documento.</w:t>
+        <w:rPr>
+          <w:sz w:val="22"/>
+        </w:rPr>
+        <w:t xml:space="preserve">En el campo </w:t>
+      </w:r>
+      <w:r>
+        <w:rPr>
+          <w:b/>
+          <w:sz w:val="22"/>
+        </w:rPr>
+        <w:t>“DNI”</w:t>
+      </w:r>
+      <w:r>
+        <w:rPr>
+          <w:sz w:val="22"/>
+        </w:rPr>
+        <w:t>, escribe tu número de documento.</w:t>
       </w:r>
     </w:p>
     <w:p>
@@ -1301,7 +1476,23 @@
         <w:spacing w:after="120" w:line="312" w:lineRule="auto"/>
       </w:pPr>
       <w:r>
-        <w:t>En el campo “Contraseña”, escribe tu contraseña.</w:t>
+        <w:rPr>
+          <w:sz w:val="22"/>
+        </w:rPr>
+        <w:t xml:space="preserve">En el campo </w:t>
+      </w:r>
+      <w:r>
+        <w:rPr>
+          <w:b/>
+          <w:sz w:val="22"/>
+        </w:rPr>
+        <w:t>“Contraseña”</w:t>
+      </w:r>
+      <w:r>
+        <w:rPr>
+          <w:sz w:val="22"/>
+        </w:rPr>
+        <w:t>, escribe tu contraseña.</w:t>
       </w:r>
     </w:p>
     <w:p>
@@ -1310,7 +1501,23 @@
         <w:spacing w:after="120" w:line="312" w:lineRule="auto"/>
       </w:pPr>
       <w:r>
-        <w:t>Toca el botón “Iniciar Sesión” para ingresar.</w:t>
+        <w:rPr>
+          <w:sz w:val="22"/>
+        </w:rPr>
+        <w:t xml:space="preserve">Toca el botón </w:t>
+      </w:r>
+      <w:r>
+        <w:rPr>
+          <w:b/>
+          <w:sz w:val="22"/>
+        </w:rPr>
+        <w:t>“Iniciar Sesión”</w:t>
+      </w:r>
+      <w:r>
+        <w:rPr>
+          <w:sz w:val="22"/>
+        </w:rPr>
+        <w:t xml:space="preserve"> para ingresar.</w:t>
       </w:r>
     </w:p>
     <w:p>
@@ -1408,7 +1615,22 @@
                 <w:color w:val="16242B"/>
                 <w:sz w:val="20"/>
               </w:rPr>
-              <w:t>Durante el primer ingreso se mostrará el recorrido guiado “Conoce tu app”, que puede repetirse en cualquier momento desde el perfil.</w:t>
+              <w:t xml:space="preserve">Durante el primer ingreso se mostrará el recorrido guiado </w:t>
+            </w:r>
+            <w:r>
+              <w:rPr>
+                <w:b/>
+                <w:color w:val="16242B"/>
+                <w:sz w:val="20"/>
+              </w:rPr>
+              <w:t>“Conoce tu app”</w:t>
+            </w:r>
+            <w:r>
+              <w:rPr>
+                <w:color w:val="16242B"/>
+                <w:sz w:val="20"/>
+              </w:rPr>
+              <w:t>, que puede repetirse en cualquier momento desde el perfil.</w:t>
             </w:r>
           </w:p>
         </w:tc>
@@ -1439,6 +1661,9 @@
         <w:jc w:val="both"/>
       </w:pPr>
       <w:r>
+        <w:rPr>
+          <w:sz w:val="22"/>
+        </w:rPr>
         <w:t>Es la primera pantalla al entrar. Resume tu jornada del día.</w:t>
       </w:r>
     </w:p>
@@ -1448,7 +1673,49 @@
         <w:spacing w:after="120" w:line="312" w:lineRule="auto"/>
       </w:pPr>
       <w:r>
-        <w:t>① Tarjetas con tus cifras del día: “Citas hoy”, “Pacientes” y “Alertas”. Toca cada una para ir a ese módulo.</w:t>
+        <w:rPr>
+          <w:sz w:val="22"/>
+        </w:rPr>
+        <w:t xml:space="preserve">① Tarjetas con tus cifras del día: </w:t>
+      </w:r>
+      <w:r>
+        <w:rPr>
+          <w:b/>
+          <w:sz w:val="22"/>
+        </w:rPr>
+        <w:t>“Citas hoy”</w:t>
+      </w:r>
+      <w:r>
+        <w:rPr>
+          <w:sz w:val="22"/>
+        </w:rPr>
+        <w:t xml:space="preserve">, </w:t>
+      </w:r>
+      <w:r>
+        <w:rPr>
+          <w:b/>
+          <w:sz w:val="22"/>
+        </w:rPr>
+        <w:t>“Pacientes”</w:t>
+      </w:r>
+      <w:r>
+        <w:rPr>
+          <w:sz w:val="22"/>
+        </w:rPr>
+        <w:t xml:space="preserve"> y </w:t>
+      </w:r>
+      <w:r>
+        <w:rPr>
+          <w:b/>
+          <w:sz w:val="22"/>
+        </w:rPr>
+        <w:t>“Alertas”</w:t>
+      </w:r>
+      <w:r>
+        <w:rPr>
+          <w:sz w:val="22"/>
+        </w:rPr>
+        <w:t>. Toca cada una para ir a ese módulo.</w:t>
       </w:r>
     </w:p>
     <w:p>
@@ -1457,7 +1724,23 @@
         <w:spacing w:after="120" w:line="312" w:lineRule="auto"/>
       </w:pPr>
       <w:r>
-        <w:t>② “Distribución de riesgo”: el semáforo de tus gestantes (bajo, medio y alto).</w:t>
+        <w:rPr>
+          <w:sz w:val="22"/>
+        </w:rPr>
+        <w:t xml:space="preserve">② </w:t>
+      </w:r>
+      <w:r>
+        <w:rPr>
+          <w:b/>
+          <w:sz w:val="22"/>
+        </w:rPr>
+        <w:t>“Distribución de riesgo”</w:t>
+      </w:r>
+      <w:r>
+        <w:rPr>
+          <w:sz w:val="22"/>
+        </w:rPr>
+        <w:t>: el semáforo de tus gestantes (bajo, medio y alto).</w:t>
       </w:r>
     </w:p>
     <w:p>
@@ -1581,6 +1864,9 @@
         <w:jc w:val="both"/>
       </w:pPr>
       <w:r>
+        <w:rPr>
+          <w:sz w:val="22"/>
+        </w:rPr>
         <w:t>Más abajo en el inicio verás el listado de tus citas del día.</w:t>
       </w:r>
     </w:p>
@@ -1590,7 +1876,23 @@
         <w:spacing w:after="120" w:line="312" w:lineRule="auto"/>
       </w:pPr>
       <w:r>
-        <w:t>① Toca una cita para abrir la ficha de esa gestante; “Ver todas” abre la agenda completa.</w:t>
+        <w:rPr>
+          <w:sz w:val="22"/>
+        </w:rPr>
+        <w:t xml:space="preserve">① Toca una cita para abrir la ficha de esa gestante; </w:t>
+      </w:r>
+      <w:r>
+        <w:rPr>
+          <w:b/>
+          <w:sz w:val="22"/>
+        </w:rPr>
+        <w:t>“Ver todas”</w:t>
+      </w:r>
+      <w:r>
+        <w:rPr>
+          <w:sz w:val="22"/>
+        </w:rPr>
+        <w:t xml:space="preserve"> abre la agenda completa.</w:t>
       </w:r>
     </w:p>
     <w:p>
@@ -1664,6 +1966,9 @@
         <w:jc w:val="both"/>
       </w:pPr>
       <w:r>
+        <w:rPr>
+          <w:sz w:val="22"/>
+        </w:rPr>
         <w:t>Aquí encuentras y administras a tus pacientes.</w:t>
       </w:r>
     </w:p>
@@ -1673,6 +1978,9 @@
         <w:spacing w:after="120" w:line="312" w:lineRule="auto"/>
       </w:pPr>
       <w:r>
+        <w:rPr>
+          <w:sz w:val="22"/>
+        </w:rPr>
         <w:t>① Buscador: escribe el nombre o DNI para encontrar a una gestante.</w:t>
       </w:r>
     </w:p>
@@ -1682,6 +1990,9 @@
         <w:spacing w:after="120" w:line="312" w:lineRule="auto"/>
       </w:pPr>
       <w:r>
+        <w:rPr>
+          <w:sz w:val="22"/>
+        </w:rPr>
         <w:t>② Filtros de riesgo (Todas, Sin riesgo, Moderado, Alto) para priorizar a quién atender.</w:t>
       </w:r>
     </w:p>
@@ -1756,6 +2067,9 @@
         <w:jc w:val="both"/>
       </w:pPr>
       <w:r>
+        <w:rPr>
+          <w:sz w:val="22"/>
+        </w:rPr>
         <w:t>Para dar de alta a una paciente nueva:</w:t>
       </w:r>
     </w:p>
@@ -1765,7 +2079,36 @@
         <w:spacing w:after="120" w:line="312" w:lineRule="auto"/>
       </w:pPr>
       <w:r>
-        <w:t>① Toca el botón “+” (Registrar nueva gestante). Se abre un formulario por pasos: identificación y DNI, embarazo actual (FUM), medidas y antecedentes, y contacto. Al finalizar, toca “Guardar”.</w:t>
+        <w:rPr>
+          <w:sz w:val="22"/>
+        </w:rPr>
+        <w:t xml:space="preserve">① Toca el botón </w:t>
+      </w:r>
+      <w:r>
+        <w:rPr>
+          <w:b/>
+          <w:sz w:val="22"/>
+        </w:rPr>
+        <w:t>“+”</w:t>
+      </w:r>
+      <w:r>
+        <w:rPr>
+          <w:sz w:val="22"/>
+        </w:rPr>
+        <w:t xml:space="preserve"> (Registrar nueva gestante). Se abre un formulario por pasos: identificación y DNI, embarazo actual (FUM), medidas y antecedentes, y contacto. Al finalizar, toca </w:t>
+      </w:r>
+      <w:r>
+        <w:rPr>
+          <w:b/>
+          <w:sz w:val="22"/>
+        </w:rPr>
+        <w:t>“Guardar”</w:t>
+      </w:r>
+      <w:r>
+        <w:rPr>
+          <w:sz w:val="22"/>
+        </w:rPr>
+        <w:t>.</w:t>
       </w:r>
     </w:p>
     <w:p>
@@ -1889,6 +2232,9 @@
         <w:jc w:val="both"/>
       </w:pPr>
       <w:r>
+        <w:rPr>
+          <w:sz w:val="22"/>
+        </w:rPr>
         <w:t>Organiza y atiende tus citas.</w:t>
       </w:r>
     </w:p>
@@ -1898,6 +2244,9 @@
         <w:spacing w:after="120" w:line="312" w:lineRule="auto"/>
       </w:pPr>
       <w:r>
+        <w:rPr>
+          <w:sz w:val="22"/>
+        </w:rPr>
         <w:t>① Buscador de paciente por nombre o DNI.</w:t>
       </w:r>
     </w:p>
@@ -1907,7 +2256,62 @@
         <w:spacing w:after="120" w:line="312" w:lineRule="auto"/>
       </w:pPr>
       <w:r>
-        <w:t>② Filtros “Hoy”, “Próximas”, “Historial” y “Todas” (con el número de citas de cada uno).</w:t>
+        <w:rPr>
+          <w:sz w:val="22"/>
+        </w:rPr>
+        <w:t xml:space="preserve">② Filtros </w:t>
+      </w:r>
+      <w:r>
+        <w:rPr>
+          <w:b/>
+          <w:sz w:val="22"/>
+        </w:rPr>
+        <w:t>“Hoy”</w:t>
+      </w:r>
+      <w:r>
+        <w:rPr>
+          <w:sz w:val="22"/>
+        </w:rPr>
+        <w:t xml:space="preserve">, </w:t>
+      </w:r>
+      <w:r>
+        <w:rPr>
+          <w:b/>
+          <w:sz w:val="22"/>
+        </w:rPr>
+        <w:t>“Próximas”</w:t>
+      </w:r>
+      <w:r>
+        <w:rPr>
+          <w:sz w:val="22"/>
+        </w:rPr>
+        <w:t xml:space="preserve">, </w:t>
+      </w:r>
+      <w:r>
+        <w:rPr>
+          <w:b/>
+          <w:sz w:val="22"/>
+        </w:rPr>
+        <w:t>“Historial”</w:t>
+      </w:r>
+      <w:r>
+        <w:rPr>
+          <w:sz w:val="22"/>
+        </w:rPr>
+        <w:t xml:space="preserve"> y </w:t>
+      </w:r>
+      <w:r>
+        <w:rPr>
+          <w:b/>
+          <w:sz w:val="22"/>
+        </w:rPr>
+        <w:t>“Todas”</w:t>
+      </w:r>
+      <w:r>
+        <w:rPr>
+          <w:sz w:val="22"/>
+        </w:rPr>
+        <w:t xml:space="preserve"> (con el número de citas de cada uno).</w:t>
       </w:r>
     </w:p>
     <w:p>
@@ -2005,7 +2409,22 @@
                 <w:color w:val="16242B"/>
                 <w:sz w:val="20"/>
               </w:rPr>
-              <w:t>En cada cita puedes atenderla (flujo de 4 pasos: control, laboratorios, tamizajes y tratamiento), marcar “No asistió”, aprobar o rechazar una reprogramación, o convertirla en visita domiciliaria.</w:t>
+              <w:t xml:space="preserve">En cada cita puedes atenderla (flujo de 4 pasos: control, laboratorios, tamizajes y tratamiento), marcar </w:t>
+            </w:r>
+            <w:r>
+              <w:rPr>
+                <w:b/>
+                <w:color w:val="16242B"/>
+                <w:sz w:val="20"/>
+              </w:rPr>
+              <w:t>“No asistió”</w:t>
+            </w:r>
+            <w:r>
+              <w:rPr>
+                <w:color w:val="16242B"/>
+                <w:sz w:val="20"/>
+              </w:rPr>
+              <w:t>, aprobar o rechazar una reprogramación, o convertirla en visita domiciliaria.</w:t>
             </w:r>
           </w:p>
         </w:tc>
@@ -2031,6 +2450,9 @@
         <w:jc w:val="both"/>
       </w:pPr>
       <w:r>
+        <w:rPr>
+          <w:sz w:val="22"/>
+        </w:rPr>
         <w:t>Consulta tus indicadores clínicos y los oficiales MINSA.</w:t>
       </w:r>
     </w:p>
@@ -2040,6 +2462,9 @@
         <w:spacing w:after="120" w:line="312" w:lineRule="auto"/>
       </w:pPr>
       <w:r>
+        <w:rPr>
+          <w:sz w:val="22"/>
+        </w:rPr>
         <w:t>① KPIs principales: pacientes, adherencia, gestantes con 6+ controles y casos de alto riesgo. Más abajo: indicadores MINSA frente a su meta y la atención prioritaria.</w:t>
       </w:r>
     </w:p>
@@ -2114,6 +2539,9 @@
         <w:jc w:val="both"/>
       </w:pPr>
       <w:r>
+        <w:rPr>
+          <w:sz w:val="22"/>
+        </w:rPr>
         <w:t>Puedes descargar tus reportes para imprimir o compartir.</w:t>
       </w:r>
     </w:p>
@@ -2123,7 +2551,23 @@
         <w:spacing w:after="120" w:line="312" w:lineRule="auto"/>
       </w:pPr>
       <w:r>
-        <w:t>① Toca “Excel” para descargar la hoja de cálculo completa.</w:t>
+        <w:rPr>
+          <w:sz w:val="22"/>
+        </w:rPr>
+        <w:t xml:space="preserve">① Toca </w:t>
+      </w:r>
+      <w:r>
+        <w:rPr>
+          <w:b/>
+          <w:sz w:val="22"/>
+        </w:rPr>
+        <w:t>“Excel”</w:t>
+      </w:r>
+      <w:r>
+        <w:rPr>
+          <w:sz w:val="22"/>
+        </w:rPr>
+        <w:t xml:space="preserve"> para descargar la hoja de cálculo completa.</w:t>
       </w:r>
     </w:p>
     <w:p>
@@ -2132,7 +2576,23 @@
         <w:spacing w:after="120" w:line="312" w:lineRule="auto"/>
       </w:pPr>
       <w:r>
-        <w:t>② Toca “PDF” para generar un reporte clínico listo para imprimir.</w:t>
+        <w:rPr>
+          <w:sz w:val="22"/>
+        </w:rPr>
+        <w:t xml:space="preserve">② Toca </w:t>
+      </w:r>
+      <w:r>
+        <w:rPr>
+          <w:b/>
+          <w:sz w:val="22"/>
+        </w:rPr>
+        <w:t>“PDF”</w:t>
+      </w:r>
+      <w:r>
+        <w:rPr>
+          <w:sz w:val="22"/>
+        </w:rPr>
+        <w:t xml:space="preserve"> para generar un reporte clínico listo para imprimir.</w:t>
       </w:r>
     </w:p>
     <w:p>
@@ -2206,6 +2666,9 @@
         <w:jc w:val="both"/>
       </w:pPr>
       <w:r>
+        <w:rPr>
+          <w:sz w:val="22"/>
+        </w:rPr>
         <w:t>Responde consultas o envía avisos a tus gestantes.</w:t>
       </w:r>
     </w:p>
@@ -2215,6 +2678,9 @@
         <w:spacing w:after="120" w:line="312" w:lineRule="auto"/>
       </w:pPr>
       <w:r>
+        <w:rPr>
+          <w:sz w:val="22"/>
+        </w:rPr>
         <w:t>① Busca a una gestante por nombre o DNI y toca su conversación para abrir el chat. También puedes enviar un mensaje masivo a un grupo según trimestre o nivel de riesgo.</w:t>
       </w:r>
     </w:p>
@@ -2289,6 +2755,9 @@
         <w:jc w:val="both"/>
       </w:pPr>
       <w:r>
+        <w:rPr>
+          <w:sz w:val="22"/>
+        </w:rPr>
         <w:t>Desde tu perfil editas tus datos, ajustas tus notificaciones y puedes repetir el recorrido guiado.</w:t>
       </w:r>
     </w:p>
@@ -2298,7 +2767,23 @@
         <w:spacing w:after="120" w:line="312" w:lineRule="auto"/>
       </w:pPr>
       <w:r>
-        <w:t>① “Conoce tu app”: repite el recorrido guiado cuando quieras.</w:t>
+        <w:rPr>
+          <w:sz w:val="22"/>
+        </w:rPr>
+        <w:t xml:space="preserve">① </w:t>
+      </w:r>
+      <w:r>
+        <w:rPr>
+          <w:b/>
+          <w:sz w:val="22"/>
+        </w:rPr>
+        <w:t>“Conoce tu app”</w:t>
+      </w:r>
+      <w:r>
+        <w:rPr>
+          <w:sz w:val="22"/>
+        </w:rPr>
+        <w:t>: repite el recorrido guiado cuando quieras.</w:t>
       </w:r>
     </w:p>
     <w:p>
@@ -2388,6 +2873,9 @@
         <w:jc w:val="both"/>
       </w:pPr>
       <w:r>
+        <w:rPr>
+          <w:sz w:val="22"/>
+        </w:rPr>
         <w:t>Verifica el filtro de riesgo activo y usa el buscador por nombre o DNI. Si la paciente es de otra obstetra, no aparecerá en tu lista.</w:t>
       </w:r>
     </w:p>
@@ -2404,6 +2892,9 @@
         <w:jc w:val="both"/>
       </w:pPr>
       <w:r>
+        <w:rPr>
+          <w:sz w:val="22"/>
+        </w:rPr>
         <w:t>Completa todos los campos obligatorios del formulario (marcados con *). El DNI no puede estar repetido en el sistema.</w:t>
       </w:r>
     </w:p>
@@ -2420,6 +2911,9 @@
         <w:jc w:val="both"/>
       </w:pPr>
       <w:r>
+        <w:rPr>
+          <w:sz w:val="22"/>
+        </w:rPr>
         <w:t>Revisa tu conexión a internet e inténtalo nuevamente; en el portal web la descarga se inicia en el navegador.</w:t>
       </w:r>
     </w:p>
@@ -2449,7 +2943,23 @@
         <w:jc w:val="both"/>
       </w:pPr>
       <w:r>
-        <w:t>Desde la Agenda, abre la cita y usa “Atender”: te guiará por control, laboratorios, tamizajes y tratamiento.</w:t>
+        <w:rPr>
+          <w:sz w:val="22"/>
+        </w:rPr>
+        <w:t xml:space="preserve">Desde la Agenda, abre la cita y usa </w:t>
+      </w:r>
+      <w:r>
+        <w:rPr>
+          <w:b/>
+          <w:sz w:val="22"/>
+        </w:rPr>
+        <w:t>“Atender”</w:t>
+      </w:r>
+      <w:r>
+        <w:rPr>
+          <w:sz w:val="22"/>
+        </w:rPr>
+        <w:t>: te guiará por control, laboratorios, tamizajes y tratamiento.</w:t>
       </w:r>
     </w:p>
     <w:p>
@@ -2465,7 +2975,23 @@
         <w:jc w:val="both"/>
       </w:pPr>
       <w:r>
-        <w:t>Sí, desde el Chat usa “Mensaje masivo” y filtra por trimestre o riesgo.</w:t>
+        <w:rPr>
+          <w:sz w:val="22"/>
+        </w:rPr>
+        <w:t xml:space="preserve">Sí, desde el Chat usa </w:t>
+      </w:r>
+      <w:r>
+        <w:rPr>
+          <w:b/>
+          <w:sz w:val="22"/>
+        </w:rPr>
+        <w:t>“Mensaje masivo”</w:t>
+      </w:r>
+      <w:r>
+        <w:rPr>
+          <w:sz w:val="22"/>
+        </w:rPr>
+        <w:t xml:space="preserve"> y filtra por trimestre o riesgo.</w:t>
       </w:r>
     </w:p>
     <w:p>
@@ -2481,7 +3007,23 @@
         <w:jc w:val="both"/>
       </w:pPr>
       <w:r>
-        <w:t>En la pantalla de Reportes, sección “Indicadores MINSA / ENDES”.</w:t>
+        <w:rPr>
+          <w:sz w:val="22"/>
+        </w:rPr>
+        <w:t xml:space="preserve">En la pantalla de Reportes, sección </w:t>
+      </w:r>
+      <w:r>
+        <w:rPr>
+          <w:b/>
+          <w:sz w:val="22"/>
+        </w:rPr>
+        <w:t>“Indicadores MINSA / ENDES”</w:t>
+      </w:r>
+      <w:r>
+        <w:rPr>
+          <w:sz w:val="22"/>
+        </w:rPr>
+        <w:t>.</w:t>
       </w:r>
     </w:p>
     <w:p>
@@ -2570,6 +3112,9 @@
         <w:jc w:val="both"/>
       </w:pPr>
       <w:r>
+        <w:rPr>
+          <w:sz w:val="22"/>
+        </w:rPr>
         <w:t>Para soporte de la aplicación, comunícate con el área de sistemas de tu establecimiento. Para emergencias clínicas, acude al establecimiento de salud.</w:t>
       </w:r>
     </w:p>
@@ -2583,8 +3128,6 @@
       </w:r>
       <w:r>
         <w:t>Andahuaylas, Apurímac</w:t>
-        <w:br/>
-        <w:t>Teléfono: 083 – 421800</w:t>
       </w:r>
     </w:p>
     <w:sectPr>

--- a/docs/manual/build/manual_usuario_obstetra_vitmaterna_movil.docx
+++ b/docs/manual/build/manual_usuario_obstetra_vitmaterna_movil.docx
@@ -1676,7 +1676,7 @@
         <w:rPr>
           <w:sz w:val="22"/>
         </w:rPr>
-        <w:t xml:space="preserve">① Tarjetas con tus cifras del día: </w:t>
+        <w:t xml:space="preserve">Tarjetas con tus cifras del día: </w:t>
       </w:r>
       <w:r>
         <w:rPr>
@@ -1723,12 +1723,6 @@
         <w:pStyle w:val="ListNumber"/>
         <w:spacing w:after="120" w:line="312" w:lineRule="auto"/>
       </w:pPr>
-      <w:r>
-        <w:rPr>
-          <w:sz w:val="22"/>
-        </w:rPr>
-        <w:t xml:space="preserve">② </w:t>
-      </w:r>
       <w:r>
         <w:rPr>
           <w:b/>
@@ -1879,7 +1873,7 @@
         <w:rPr>
           <w:sz w:val="22"/>
         </w:rPr>
-        <w:t xml:space="preserve">① Toca una cita para abrir la ficha de esa gestante; </w:t>
+        <w:t xml:space="preserve">Toca una cita para abrir la ficha de esa gestante; </w:t>
       </w:r>
       <w:r>
         <w:rPr>
@@ -1981,7 +1975,7 @@
         <w:rPr>
           <w:sz w:val="22"/>
         </w:rPr>
-        <w:t>① Buscador: escribe el nombre o DNI para encontrar a una gestante.</w:t>
+        <w:t>Buscador: escribe el nombre o DNI para encontrar a una gestante.</w:t>
       </w:r>
     </w:p>
     <w:p>
@@ -1993,7 +1987,7 @@
         <w:rPr>
           <w:sz w:val="22"/>
         </w:rPr>
-        <w:t>② Filtros de riesgo (Todas, Sin riesgo, Moderado, Alto) para priorizar a quién atender.</w:t>
+        <w:t>Filtros de riesgo (Todas, Sin riesgo, Moderado, Alto) para priorizar a quién atender.</w:t>
       </w:r>
     </w:p>
     <w:p>
@@ -2082,7 +2076,7 @@
         <w:rPr>
           <w:sz w:val="22"/>
         </w:rPr>
-        <w:t xml:space="preserve">① Toca el botón </w:t>
+        <w:t xml:space="preserve">Toca el botón </w:t>
       </w:r>
       <w:r>
         <w:rPr>
@@ -2247,7 +2241,7 @@
         <w:rPr>
           <w:sz w:val="22"/>
         </w:rPr>
-        <w:t>① Buscador de paciente por nombre o DNI.</w:t>
+        <w:t>Buscador de paciente por nombre o DNI.</w:t>
       </w:r>
     </w:p>
     <w:p>
@@ -2259,7 +2253,7 @@
         <w:rPr>
           <w:sz w:val="22"/>
         </w:rPr>
-        <w:t xml:space="preserve">② Filtros </w:t>
+        <w:t xml:space="preserve">Filtros </w:t>
       </w:r>
       <w:r>
         <w:rPr>
@@ -2465,7 +2459,7 @@
         <w:rPr>
           <w:sz w:val="22"/>
         </w:rPr>
-        <w:t>① KPIs principales: pacientes, adherencia, gestantes con 6+ controles y casos de alto riesgo. Más abajo: indicadores MINSA frente a su meta y la atención prioritaria.</w:t>
+        <w:t>KPIs principales: pacientes, adherencia, gestantes con 6+ controles y casos de alto riesgo. Más abajo: indicadores MINSA frente a su meta y la atención prioritaria.</w:t>
       </w:r>
     </w:p>
     <w:p>
@@ -2554,7 +2548,7 @@
         <w:rPr>
           <w:sz w:val="22"/>
         </w:rPr>
-        <w:t xml:space="preserve">① Toca </w:t>
+        <w:t xml:space="preserve">Toca </w:t>
       </w:r>
       <w:r>
         <w:rPr>
@@ -2579,7 +2573,7 @@
         <w:rPr>
           <w:sz w:val="22"/>
         </w:rPr>
-        <w:t xml:space="preserve">② Toca </w:t>
+        <w:t xml:space="preserve">Toca </w:t>
       </w:r>
       <w:r>
         <w:rPr>
@@ -2681,7 +2675,7 @@
         <w:rPr>
           <w:sz w:val="22"/>
         </w:rPr>
-        <w:t>① Busca a una gestante por nombre o DNI y toca su conversación para abrir el chat. También puedes enviar un mensaje masivo a un grupo según trimestre o nivel de riesgo.</w:t>
+        <w:t>Busca a una gestante por nombre o DNI y toca su conversación para abrir el chat. También puedes enviar un mensaje masivo a un grupo según trimestre o nivel de riesgo.</w:t>
       </w:r>
     </w:p>
     <w:p>
@@ -2766,12 +2760,6 @@
         <w:pStyle w:val="ListNumber"/>
         <w:spacing w:after="120" w:line="312" w:lineRule="auto"/>
       </w:pPr>
-      <w:r>
-        <w:rPr>
-          <w:sz w:val="22"/>
-        </w:rPr>
-        <w:t xml:space="preserve">① </w:t>
-      </w:r>
       <w:r>
         <w:rPr>
           <w:b/>
